--- a/Documentation/Autolyse_Fermentolyse_AncientGrains_v3_2026-05-31.docx
+++ b/Documentation/Autolyse_Fermentolyse_AncientGrains_v3_2026-05-31.docx
@@ -209,7 +209,7 @@
         <w:pStyle w:val="List Paragraph"/>
         <w:numPr>
           <w:ilvl w:val="0"/>
-          <w:numId w:val="4"/>
+          <w:numId w:val="2"/>
         </w:numPr>
         <w:spacing w:after="60" w:line="270" w:lineRule="auto"/>
         <w:ind/>
@@ -231,7 +231,7 @@
         <w:pStyle w:val="List Paragraph"/>
         <w:numPr>
           <w:ilvl w:val="0"/>
-          <w:numId w:val="4"/>
+          <w:numId w:val="2"/>
         </w:numPr>
         <w:spacing w:after="60" w:line="270" w:lineRule="auto"/>
         <w:ind/>
@@ -488,7 +488,7 @@
         <w:pStyle w:val="List Paragraph"/>
         <w:numPr>
           <w:ilvl w:val="0"/>
-          <w:numId w:val="4"/>
+          <w:numId w:val="2"/>
         </w:numPr>
         <w:spacing w:after="60" w:line="270" w:lineRule="auto"/>
         <w:ind/>
@@ -510,7 +510,7 @@
         <w:pStyle w:val="List Paragraph"/>
         <w:numPr>
           <w:ilvl w:val="0"/>
-          <w:numId w:val="4"/>
+          <w:numId w:val="2"/>
         </w:numPr>
         <w:spacing w:after="60" w:line="270" w:lineRule="auto"/>
         <w:ind/>
@@ -532,7 +532,7 @@
         <w:pStyle w:val="List Paragraph"/>
         <w:numPr>
           <w:ilvl w:val="0"/>
-          <w:numId w:val="4"/>
+          <w:numId w:val="2"/>
         </w:numPr>
         <w:spacing w:after="60" w:line="270" w:lineRule="auto"/>
         <w:ind/>
@@ -554,7 +554,7 @@
         <w:pStyle w:val="List Paragraph"/>
         <w:numPr>
           <w:ilvl w:val="0"/>
-          <w:numId w:val="4"/>
+          <w:numId w:val="2"/>
         </w:numPr>
         <w:spacing w:after="60" w:line="270" w:lineRule="auto"/>
         <w:ind/>
@@ -576,7 +576,7 @@
         <w:pStyle w:val="List Paragraph"/>
         <w:numPr>
           <w:ilvl w:val="0"/>
-          <w:numId w:val="4"/>
+          <w:numId w:val="2"/>
         </w:numPr>
         <w:spacing w:after="60" w:line="270" w:lineRule="auto"/>
         <w:ind/>
@@ -734,7 +734,7 @@
         <w:pStyle w:val="List Paragraph"/>
         <w:numPr>
           <w:ilvl w:val="0"/>
-          <w:numId w:val="4"/>
+          <w:numId w:val="2"/>
         </w:numPr>
         <w:spacing w:after="60" w:line="270" w:lineRule="auto"/>
         <w:ind/>
@@ -756,7 +756,7 @@
         <w:pStyle w:val="List Paragraph"/>
         <w:numPr>
           <w:ilvl w:val="0"/>
-          <w:numId w:val="4"/>
+          <w:numId w:val="2"/>
         </w:numPr>
         <w:spacing w:after="60" w:line="270" w:lineRule="auto"/>
         <w:ind/>
@@ -778,7 +778,7 @@
         <w:pStyle w:val="List Paragraph"/>
         <w:numPr>
           <w:ilvl w:val="0"/>
-          <w:numId w:val="4"/>
+          <w:numId w:val="2"/>
         </w:numPr>
         <w:spacing w:after="60" w:line="270" w:lineRule="auto"/>
         <w:ind/>
@@ -800,7 +800,7 @@
         <w:pStyle w:val="List Paragraph"/>
         <w:numPr>
           <w:ilvl w:val="0"/>
-          <w:numId w:val="4"/>
+          <w:numId w:val="2"/>
         </w:numPr>
         <w:spacing w:after="60" w:line="270" w:lineRule="auto"/>
         <w:ind/>
@@ -822,7 +822,7 @@
         <w:pStyle w:val="List Paragraph"/>
         <w:numPr>
           <w:ilvl w:val="0"/>
-          <w:numId w:val="4"/>
+          <w:numId w:val="2"/>
         </w:numPr>
         <w:spacing w:after="60" w:line="270" w:lineRule="auto"/>
         <w:ind/>
@@ -994,6 +994,12 @@
             <w:insideH w:val="single" w:color="000000" w:sz="4" w:space="0"/>
             <w:insideV w:val="single" w:color="000000" w:sz="4" w:space="0"/>
           </w:tblBorders>
+          <w:tblCellMar>
+            <w:top w:w="0" w:type="dxa"/>
+            <w:left w:w="108" w:type="dxa"/>
+            <w:bottom w:w="0" w:type="dxa"/>
+            <w:right w:w="108" w:type="dxa"/>
+          </w:tblCellMar>
         </w:tblPrEx>
         <w:trPr>
           <w:trHeight w:hRule="atLeast" w:val="20"/>
@@ -1127,6 +1133,12 @@
             <w:insideH w:val="single" w:color="000000" w:sz="4" w:space="0"/>
             <w:insideV w:val="single" w:color="000000" w:sz="4" w:space="0"/>
           </w:tblBorders>
+          <w:tblCellMar>
+            <w:top w:w="0" w:type="dxa"/>
+            <w:left w:w="108" w:type="dxa"/>
+            <w:bottom w:w="0" w:type="dxa"/>
+            <w:right w:w="108" w:type="dxa"/>
+          </w:tblCellMar>
         </w:tblPrEx>
         <w:trPr>
           <w:trHeight w:hRule="atLeast" w:val="20"/>
@@ -1260,6 +1272,12 @@
             <w:insideH w:val="single" w:color="000000" w:sz="4" w:space="0"/>
             <w:insideV w:val="single" w:color="000000" w:sz="4" w:space="0"/>
           </w:tblBorders>
+          <w:tblCellMar>
+            <w:top w:w="0" w:type="dxa"/>
+            <w:left w:w="108" w:type="dxa"/>
+            <w:bottom w:w="0" w:type="dxa"/>
+            <w:right w:w="108" w:type="dxa"/>
+          </w:tblCellMar>
         </w:tblPrEx>
         <w:trPr>
           <w:trHeight w:hRule="atLeast" w:val="20"/>
@@ -1393,6 +1411,12 @@
             <w:insideH w:val="single" w:color="000000" w:sz="4" w:space="0"/>
             <w:insideV w:val="single" w:color="000000" w:sz="4" w:space="0"/>
           </w:tblBorders>
+          <w:tblCellMar>
+            <w:top w:w="0" w:type="dxa"/>
+            <w:left w:w="108" w:type="dxa"/>
+            <w:bottom w:w="0" w:type="dxa"/>
+            <w:right w:w="108" w:type="dxa"/>
+          </w:tblCellMar>
         </w:tblPrEx>
         <w:trPr>
           <w:trHeight w:hRule="atLeast" w:val="20"/>
@@ -1526,6 +1550,12 @@
             <w:insideH w:val="single" w:color="000000" w:sz="4" w:space="0"/>
             <w:insideV w:val="single" w:color="000000" w:sz="4" w:space="0"/>
           </w:tblBorders>
+          <w:tblCellMar>
+            <w:top w:w="0" w:type="dxa"/>
+            <w:left w:w="108" w:type="dxa"/>
+            <w:bottom w:w="0" w:type="dxa"/>
+            <w:right w:w="108" w:type="dxa"/>
+          </w:tblCellMar>
         </w:tblPrEx>
         <w:trPr>
           <w:trHeight w:hRule="atLeast" w:val="20"/>
@@ -1659,6 +1689,12 @@
             <w:insideH w:val="single" w:color="000000" w:sz="4" w:space="0"/>
             <w:insideV w:val="single" w:color="000000" w:sz="4" w:space="0"/>
           </w:tblBorders>
+          <w:tblCellMar>
+            <w:top w:w="0" w:type="dxa"/>
+            <w:left w:w="108" w:type="dxa"/>
+            <w:bottom w:w="0" w:type="dxa"/>
+            <w:right w:w="108" w:type="dxa"/>
+          </w:tblCellMar>
         </w:tblPrEx>
         <w:trPr>
           <w:trHeight w:hRule="atLeast" w:val="20"/>
@@ -1792,6 +1828,12 @@
             <w:insideH w:val="single" w:color="000000" w:sz="4" w:space="0"/>
             <w:insideV w:val="single" w:color="000000" w:sz="4" w:space="0"/>
           </w:tblBorders>
+          <w:tblCellMar>
+            <w:top w:w="0" w:type="dxa"/>
+            <w:left w:w="108" w:type="dxa"/>
+            <w:bottom w:w="0" w:type="dxa"/>
+            <w:right w:w="108" w:type="dxa"/>
+          </w:tblCellMar>
         </w:tblPrEx>
         <w:trPr>
           <w:trHeight w:hRule="atLeast" w:val="20"/>
@@ -1925,6 +1967,12 @@
             <w:insideH w:val="single" w:color="000000" w:sz="4" w:space="0"/>
             <w:insideV w:val="single" w:color="000000" w:sz="4" w:space="0"/>
           </w:tblBorders>
+          <w:tblCellMar>
+            <w:top w:w="0" w:type="dxa"/>
+            <w:left w:w="108" w:type="dxa"/>
+            <w:bottom w:w="0" w:type="dxa"/>
+            <w:right w:w="108" w:type="dxa"/>
+          </w:tblCellMar>
         </w:tblPrEx>
         <w:trPr>
           <w:trHeight w:hRule="atLeast" w:val="20"/>
@@ -2058,6 +2106,12 @@
             <w:insideH w:val="single" w:color="000000" w:sz="4" w:space="0"/>
             <w:insideV w:val="single" w:color="000000" w:sz="4" w:space="0"/>
           </w:tblBorders>
+          <w:tblCellMar>
+            <w:top w:w="0" w:type="dxa"/>
+            <w:left w:w="108" w:type="dxa"/>
+            <w:bottom w:w="0" w:type="dxa"/>
+            <w:right w:w="108" w:type="dxa"/>
+          </w:tblCellMar>
         </w:tblPrEx>
         <w:trPr>
           <w:trHeight w:hRule="atLeast" w:val="20"/>
@@ -2191,6 +2245,12 @@
             <w:insideH w:val="single" w:color="000000" w:sz="4" w:space="0"/>
             <w:insideV w:val="single" w:color="000000" w:sz="4" w:space="0"/>
           </w:tblBorders>
+          <w:tblCellMar>
+            <w:top w:w="0" w:type="dxa"/>
+            <w:left w:w="108" w:type="dxa"/>
+            <w:bottom w:w="0" w:type="dxa"/>
+            <w:right w:w="108" w:type="dxa"/>
+          </w:tblCellMar>
         </w:tblPrEx>
         <w:trPr>
           <w:trHeight w:hRule="atLeast" w:val="20"/>
@@ -2324,6 +2384,12 @@
             <w:insideH w:val="single" w:color="000000" w:sz="4" w:space="0"/>
             <w:insideV w:val="single" w:color="000000" w:sz="4" w:space="0"/>
           </w:tblBorders>
+          <w:tblCellMar>
+            <w:top w:w="0" w:type="dxa"/>
+            <w:left w:w="108" w:type="dxa"/>
+            <w:bottom w:w="0" w:type="dxa"/>
+            <w:right w:w="108" w:type="dxa"/>
+          </w:tblCellMar>
         </w:tblPrEx>
         <w:trPr>
           <w:trHeight w:hRule="atLeast" w:val="20"/>
@@ -2535,6 +2601,12 @@
             <w:insideH w:val="single" w:color="000000" w:sz="4" w:space="0"/>
             <w:insideV w:val="single" w:color="000000" w:sz="4" w:space="0"/>
           </w:tblBorders>
+          <w:tblCellMar>
+            <w:top w:w="0" w:type="dxa"/>
+            <w:left w:w="108" w:type="dxa"/>
+            <w:bottom w:w="0" w:type="dxa"/>
+            <w:right w:w="108" w:type="dxa"/>
+          </w:tblCellMar>
         </w:tblPrEx>
         <w:trPr>
           <w:trHeight w:hRule="atLeast" w:val="20"/>
@@ -2629,6 +2701,12 @@
             <w:insideH w:val="single" w:color="000000" w:sz="4" w:space="0"/>
             <w:insideV w:val="single" w:color="000000" w:sz="4" w:space="0"/>
           </w:tblBorders>
+          <w:tblCellMar>
+            <w:top w:w="0" w:type="dxa"/>
+            <w:left w:w="108" w:type="dxa"/>
+            <w:bottom w:w="0" w:type="dxa"/>
+            <w:right w:w="108" w:type="dxa"/>
+          </w:tblCellMar>
         </w:tblPrEx>
         <w:trPr>
           <w:trHeight w:hRule="atLeast" w:val="20"/>
@@ -2722,6 +2800,12 @@
             <w:insideH w:val="single" w:color="000000" w:sz="4" w:space="0"/>
             <w:insideV w:val="single" w:color="000000" w:sz="4" w:space="0"/>
           </w:tblBorders>
+          <w:tblCellMar>
+            <w:top w:w="0" w:type="dxa"/>
+            <w:left w:w="108" w:type="dxa"/>
+            <w:bottom w:w="0" w:type="dxa"/>
+            <w:right w:w="108" w:type="dxa"/>
+          </w:tblCellMar>
         </w:tblPrEx>
         <w:trPr>
           <w:trHeight w:hRule="atLeast" w:val="20"/>
@@ -2815,6 +2899,12 @@
             <w:insideH w:val="single" w:color="000000" w:sz="4" w:space="0"/>
             <w:insideV w:val="single" w:color="000000" w:sz="4" w:space="0"/>
           </w:tblBorders>
+          <w:tblCellMar>
+            <w:top w:w="0" w:type="dxa"/>
+            <w:left w:w="108" w:type="dxa"/>
+            <w:bottom w:w="0" w:type="dxa"/>
+            <w:right w:w="108" w:type="dxa"/>
+          </w:tblCellMar>
         </w:tblPrEx>
         <w:trPr>
           <w:trHeight w:hRule="atLeast" w:val="20"/>
@@ -2908,6 +2998,12 @@
             <w:insideH w:val="single" w:color="000000" w:sz="4" w:space="0"/>
             <w:insideV w:val="single" w:color="000000" w:sz="4" w:space="0"/>
           </w:tblBorders>
+          <w:tblCellMar>
+            <w:top w:w="0" w:type="dxa"/>
+            <w:left w:w="108" w:type="dxa"/>
+            <w:bottom w:w="0" w:type="dxa"/>
+            <w:right w:w="108" w:type="dxa"/>
+          </w:tblCellMar>
         </w:tblPrEx>
         <w:trPr>
           <w:trHeight w:hRule="atLeast" w:val="20"/>
@@ -3001,6 +3097,12 @@
             <w:insideH w:val="single" w:color="000000" w:sz="4" w:space="0"/>
             <w:insideV w:val="single" w:color="000000" w:sz="4" w:space="0"/>
           </w:tblBorders>
+          <w:tblCellMar>
+            <w:top w:w="0" w:type="dxa"/>
+            <w:left w:w="108" w:type="dxa"/>
+            <w:bottom w:w="0" w:type="dxa"/>
+            <w:right w:w="108" w:type="dxa"/>
+          </w:tblCellMar>
         </w:tblPrEx>
         <w:trPr>
           <w:trHeight w:hRule="atLeast" w:val="20"/>
@@ -3094,6 +3196,12 @@
             <w:insideH w:val="single" w:color="000000" w:sz="4" w:space="0"/>
             <w:insideV w:val="single" w:color="000000" w:sz="4" w:space="0"/>
           </w:tblBorders>
+          <w:tblCellMar>
+            <w:top w:w="0" w:type="dxa"/>
+            <w:left w:w="108" w:type="dxa"/>
+            <w:bottom w:w="0" w:type="dxa"/>
+            <w:right w:w="108" w:type="dxa"/>
+          </w:tblCellMar>
         </w:tblPrEx>
         <w:trPr>
           <w:trHeight w:hRule="atLeast" w:val="20"/>
@@ -3187,6 +3295,12 @@
             <w:insideH w:val="single" w:color="000000" w:sz="4" w:space="0"/>
             <w:insideV w:val="single" w:color="000000" w:sz="4" w:space="0"/>
           </w:tblBorders>
+          <w:tblCellMar>
+            <w:top w:w="0" w:type="dxa"/>
+            <w:left w:w="108" w:type="dxa"/>
+            <w:bottom w:w="0" w:type="dxa"/>
+            <w:right w:w="108" w:type="dxa"/>
+          </w:tblCellMar>
         </w:tblPrEx>
         <w:trPr>
           <w:trHeight w:hRule="atLeast" w:val="20"/>
@@ -3345,6 +3459,12 @@
             <w:insideH w:val="single" w:color="000000" w:sz="4" w:space="0"/>
             <w:insideV w:val="single" w:color="000000" w:sz="4" w:space="0"/>
           </w:tblBorders>
+          <w:tblCellMar>
+            <w:top w:w="0" w:type="dxa"/>
+            <w:left w:w="108" w:type="dxa"/>
+            <w:bottom w:w="0" w:type="dxa"/>
+            <w:right w:w="108" w:type="dxa"/>
+          </w:tblCellMar>
         </w:tblPrEx>
         <w:trPr>
           <w:trHeight w:hRule="atLeast" w:val="20"/>
@@ -3439,6 +3559,12 @@
             <w:insideH w:val="single" w:color="000000" w:sz="4" w:space="0"/>
             <w:insideV w:val="single" w:color="000000" w:sz="4" w:space="0"/>
           </w:tblBorders>
+          <w:tblCellMar>
+            <w:top w:w="0" w:type="dxa"/>
+            <w:left w:w="108" w:type="dxa"/>
+            <w:bottom w:w="0" w:type="dxa"/>
+            <w:right w:w="108" w:type="dxa"/>
+          </w:tblCellMar>
         </w:tblPrEx>
         <w:trPr>
           <w:trHeight w:hRule="atLeast" w:val="20"/>
@@ -3532,6 +3658,12 @@
             <w:insideH w:val="single" w:color="000000" w:sz="4" w:space="0"/>
             <w:insideV w:val="single" w:color="000000" w:sz="4" w:space="0"/>
           </w:tblBorders>
+          <w:tblCellMar>
+            <w:top w:w="0" w:type="dxa"/>
+            <w:left w:w="108" w:type="dxa"/>
+            <w:bottom w:w="0" w:type="dxa"/>
+            <w:right w:w="108" w:type="dxa"/>
+          </w:tblCellMar>
         </w:tblPrEx>
         <w:trPr>
           <w:trHeight w:hRule="atLeast" w:val="20"/>
@@ -3625,6 +3757,12 @@
             <w:insideH w:val="single" w:color="000000" w:sz="4" w:space="0"/>
             <w:insideV w:val="single" w:color="000000" w:sz="4" w:space="0"/>
           </w:tblBorders>
+          <w:tblCellMar>
+            <w:top w:w="0" w:type="dxa"/>
+            <w:left w:w="108" w:type="dxa"/>
+            <w:bottom w:w="0" w:type="dxa"/>
+            <w:right w:w="108" w:type="dxa"/>
+          </w:tblCellMar>
         </w:tblPrEx>
         <w:trPr>
           <w:trHeight w:hRule="atLeast" w:val="20"/>
@@ -3728,6 +3866,12 @@
             <w:insideH w:val="single" w:color="000000" w:sz="4" w:space="0"/>
             <w:insideV w:val="single" w:color="000000" w:sz="4" w:space="0"/>
           </w:tblBorders>
+          <w:tblCellMar>
+            <w:top w:w="0" w:type="dxa"/>
+            <w:left w:w="108" w:type="dxa"/>
+            <w:bottom w:w="0" w:type="dxa"/>
+            <w:right w:w="108" w:type="dxa"/>
+          </w:tblCellMar>
         </w:tblPrEx>
         <w:trPr>
           <w:trHeight w:hRule="atLeast" w:val="20"/>
@@ -3821,6 +3965,12 @@
             <w:insideH w:val="single" w:color="000000" w:sz="4" w:space="0"/>
             <w:insideV w:val="single" w:color="000000" w:sz="4" w:space="0"/>
           </w:tblBorders>
+          <w:tblCellMar>
+            <w:top w:w="0" w:type="dxa"/>
+            <w:left w:w="108" w:type="dxa"/>
+            <w:bottom w:w="0" w:type="dxa"/>
+            <w:right w:w="108" w:type="dxa"/>
+          </w:tblCellMar>
         </w:tblPrEx>
         <w:trPr>
           <w:trHeight w:hRule="atLeast" w:val="20"/>
@@ -3914,6 +4064,12 @@
             <w:insideH w:val="single" w:color="000000" w:sz="4" w:space="0"/>
             <w:insideV w:val="single" w:color="000000" w:sz="4" w:space="0"/>
           </w:tblBorders>
+          <w:tblCellMar>
+            <w:top w:w="0" w:type="dxa"/>
+            <w:left w:w="108" w:type="dxa"/>
+            <w:bottom w:w="0" w:type="dxa"/>
+            <w:right w:w="108" w:type="dxa"/>
+          </w:tblCellMar>
         </w:tblPrEx>
         <w:trPr>
           <w:trHeight w:hRule="atLeast" w:val="20"/>
@@ -4118,6 +4274,12 @@
             <w:insideH w:val="single" w:color="000000" w:sz="4" w:space="0"/>
             <w:insideV w:val="single" w:color="000000" w:sz="4" w:space="0"/>
           </w:tblBorders>
+          <w:tblCellMar>
+            <w:top w:w="0" w:type="dxa"/>
+            <w:left w:w="108" w:type="dxa"/>
+            <w:bottom w:w="0" w:type="dxa"/>
+            <w:right w:w="108" w:type="dxa"/>
+          </w:tblCellMar>
         </w:tblPrEx>
         <w:trPr>
           <w:trHeight w:hRule="atLeast" w:val="20"/>
@@ -4290,6 +4452,12 @@
             <w:insideH w:val="single" w:color="000000" w:sz="4" w:space="0"/>
             <w:insideV w:val="single" w:color="000000" w:sz="4" w:space="0"/>
           </w:tblBorders>
+          <w:tblCellMar>
+            <w:top w:w="0" w:type="dxa"/>
+            <w:left w:w="108" w:type="dxa"/>
+            <w:bottom w:w="0" w:type="dxa"/>
+            <w:right w:w="108" w:type="dxa"/>
+          </w:tblCellMar>
         </w:tblPrEx>
         <w:trPr>
           <w:trHeight w:hRule="atLeast" w:val="20"/>
@@ -4462,6 +4630,12 @@
             <w:insideH w:val="single" w:color="000000" w:sz="4" w:space="0"/>
             <w:insideV w:val="single" w:color="000000" w:sz="4" w:space="0"/>
           </w:tblBorders>
+          <w:tblCellMar>
+            <w:top w:w="0" w:type="dxa"/>
+            <w:left w:w="108" w:type="dxa"/>
+            <w:bottom w:w="0" w:type="dxa"/>
+            <w:right w:w="108" w:type="dxa"/>
+          </w:tblCellMar>
         </w:tblPrEx>
         <w:trPr>
           <w:trHeight w:hRule="atLeast" w:val="20"/>
@@ -4634,6 +4808,12 @@
             <w:insideH w:val="single" w:color="000000" w:sz="4" w:space="0"/>
             <w:insideV w:val="single" w:color="000000" w:sz="4" w:space="0"/>
           </w:tblBorders>
+          <w:tblCellMar>
+            <w:top w:w="0" w:type="dxa"/>
+            <w:left w:w="108" w:type="dxa"/>
+            <w:bottom w:w="0" w:type="dxa"/>
+            <w:right w:w="108" w:type="dxa"/>
+          </w:tblCellMar>
         </w:tblPrEx>
         <w:trPr>
           <w:trHeight w:hRule="atLeast" w:val="20"/>
@@ -4806,6 +4986,12 @@
             <w:insideH w:val="single" w:color="000000" w:sz="4" w:space="0"/>
             <w:insideV w:val="single" w:color="000000" w:sz="4" w:space="0"/>
           </w:tblBorders>
+          <w:tblCellMar>
+            <w:top w:w="0" w:type="dxa"/>
+            <w:left w:w="108" w:type="dxa"/>
+            <w:bottom w:w="0" w:type="dxa"/>
+            <w:right w:w="108" w:type="dxa"/>
+          </w:tblCellMar>
         </w:tblPrEx>
         <w:trPr>
           <w:trHeight w:hRule="atLeast" w:val="20"/>
@@ -4978,6 +5164,12 @@
             <w:insideH w:val="single" w:color="000000" w:sz="4" w:space="0"/>
             <w:insideV w:val="single" w:color="000000" w:sz="4" w:space="0"/>
           </w:tblBorders>
+          <w:tblCellMar>
+            <w:top w:w="0" w:type="dxa"/>
+            <w:left w:w="108" w:type="dxa"/>
+            <w:bottom w:w="0" w:type="dxa"/>
+            <w:right w:w="108" w:type="dxa"/>
+          </w:tblCellMar>
         </w:tblPrEx>
         <w:trPr>
           <w:trHeight w:hRule="atLeast" w:val="20"/>
@@ -5150,6 +5342,12 @@
             <w:insideH w:val="single" w:color="000000" w:sz="4" w:space="0"/>
             <w:insideV w:val="single" w:color="000000" w:sz="4" w:space="0"/>
           </w:tblBorders>
+          <w:tblCellMar>
+            <w:top w:w="0" w:type="dxa"/>
+            <w:left w:w="108" w:type="dxa"/>
+            <w:bottom w:w="0" w:type="dxa"/>
+            <w:right w:w="108" w:type="dxa"/>
+          </w:tblCellMar>
         </w:tblPrEx>
         <w:trPr>
           <w:trHeight w:hRule="atLeast" w:val="20"/>
@@ -5471,6 +5669,12 @@
             <w:insideH w:val="single" w:color="000000" w:sz="4" w:space="0"/>
             <w:insideV w:val="single" w:color="000000" w:sz="4" w:space="0"/>
           </w:tblBorders>
+          <w:tblCellMar>
+            <w:top w:w="0" w:type="dxa"/>
+            <w:left w:w="108" w:type="dxa"/>
+            <w:bottom w:w="0" w:type="dxa"/>
+            <w:right w:w="108" w:type="dxa"/>
+          </w:tblCellMar>
         </w:tblPrEx>
         <w:trPr>
           <w:trHeight w:hRule="atLeast" w:val="20"/>
@@ -5682,6 +5886,12 @@
             <w:insideH w:val="single" w:color="000000" w:sz="4" w:space="0"/>
             <w:insideV w:val="single" w:color="000000" w:sz="4" w:space="0"/>
           </w:tblBorders>
+          <w:tblCellMar>
+            <w:top w:w="0" w:type="dxa"/>
+            <w:left w:w="108" w:type="dxa"/>
+            <w:bottom w:w="0" w:type="dxa"/>
+            <w:right w:w="108" w:type="dxa"/>
+          </w:tblCellMar>
         </w:tblPrEx>
         <w:trPr>
           <w:trHeight w:hRule="atLeast" w:val="20"/>
@@ -5894,6 +6104,12 @@
             <w:insideH w:val="single" w:color="000000" w:sz="4" w:space="0"/>
             <w:insideV w:val="single" w:color="000000" w:sz="4" w:space="0"/>
           </w:tblBorders>
+          <w:tblCellMar>
+            <w:top w:w="0" w:type="dxa"/>
+            <w:left w:w="108" w:type="dxa"/>
+            <w:bottom w:w="0" w:type="dxa"/>
+            <w:right w:w="108" w:type="dxa"/>
+          </w:tblCellMar>
         </w:tblPrEx>
         <w:trPr>
           <w:trHeight w:hRule="atLeast" w:val="20"/>
@@ -6106,6 +6322,12 @@
             <w:insideH w:val="single" w:color="000000" w:sz="4" w:space="0"/>
             <w:insideV w:val="single" w:color="000000" w:sz="4" w:space="0"/>
           </w:tblBorders>
+          <w:tblCellMar>
+            <w:top w:w="0" w:type="dxa"/>
+            <w:left w:w="108" w:type="dxa"/>
+            <w:bottom w:w="0" w:type="dxa"/>
+            <w:right w:w="108" w:type="dxa"/>
+          </w:tblCellMar>
         </w:tblPrEx>
         <w:trPr>
           <w:trHeight w:hRule="atLeast" w:val="20"/>
@@ -6318,6 +6540,12 @@
             <w:insideH w:val="single" w:color="000000" w:sz="4" w:space="0"/>
             <w:insideV w:val="single" w:color="000000" w:sz="4" w:space="0"/>
           </w:tblBorders>
+          <w:tblCellMar>
+            <w:top w:w="0" w:type="dxa"/>
+            <w:left w:w="108" w:type="dxa"/>
+            <w:bottom w:w="0" w:type="dxa"/>
+            <w:right w:w="108" w:type="dxa"/>
+          </w:tblCellMar>
         </w:tblPrEx>
         <w:trPr>
           <w:trHeight w:hRule="atLeast" w:val="20"/>
@@ -6530,6 +6758,12 @@
             <w:insideH w:val="single" w:color="000000" w:sz="4" w:space="0"/>
             <w:insideV w:val="single" w:color="000000" w:sz="4" w:space="0"/>
           </w:tblBorders>
+          <w:tblCellMar>
+            <w:top w:w="0" w:type="dxa"/>
+            <w:left w:w="108" w:type="dxa"/>
+            <w:bottom w:w="0" w:type="dxa"/>
+            <w:right w:w="108" w:type="dxa"/>
+          </w:tblCellMar>
         </w:tblPrEx>
         <w:trPr>
           <w:trHeight w:hRule="atLeast" w:val="20"/>
@@ -6742,6 +6976,12 @@
             <w:insideH w:val="single" w:color="000000" w:sz="4" w:space="0"/>
             <w:insideV w:val="single" w:color="000000" w:sz="4" w:space="0"/>
           </w:tblBorders>
+          <w:tblCellMar>
+            <w:top w:w="0" w:type="dxa"/>
+            <w:left w:w="108" w:type="dxa"/>
+            <w:bottom w:w="0" w:type="dxa"/>
+            <w:right w:w="108" w:type="dxa"/>
+          </w:tblCellMar>
         </w:tblPrEx>
         <w:trPr>
           <w:trHeight w:hRule="atLeast" w:val="20"/>
@@ -7159,6 +7399,12 @@
             <w:insideH w:val="single" w:color="000000" w:sz="4" w:space="0"/>
             <w:insideV w:val="single" w:color="000000" w:sz="4" w:space="0"/>
           </w:tblBorders>
+          <w:tblCellMar>
+            <w:top w:w="0" w:type="dxa"/>
+            <w:left w:w="108" w:type="dxa"/>
+            <w:bottom w:w="0" w:type="dxa"/>
+            <w:right w:w="108" w:type="dxa"/>
+          </w:tblCellMar>
         </w:tblPrEx>
         <w:trPr>
           <w:trHeight w:hRule="atLeast" w:val="20"/>
@@ -7331,6 +7577,12 @@
             <w:insideH w:val="single" w:color="000000" w:sz="4" w:space="0"/>
             <w:insideV w:val="single" w:color="000000" w:sz="4" w:space="0"/>
           </w:tblBorders>
+          <w:tblCellMar>
+            <w:top w:w="0" w:type="dxa"/>
+            <w:left w:w="108" w:type="dxa"/>
+            <w:bottom w:w="0" w:type="dxa"/>
+            <w:right w:w="108" w:type="dxa"/>
+          </w:tblCellMar>
         </w:tblPrEx>
         <w:trPr>
           <w:trHeight w:hRule="atLeast" w:val="20"/>
@@ -7502,6 +7754,12 @@
             <w:insideH w:val="single" w:color="000000" w:sz="4" w:space="0"/>
             <w:insideV w:val="single" w:color="000000" w:sz="4" w:space="0"/>
           </w:tblBorders>
+          <w:tblCellMar>
+            <w:top w:w="0" w:type="dxa"/>
+            <w:left w:w="108" w:type="dxa"/>
+            <w:bottom w:w="0" w:type="dxa"/>
+            <w:right w:w="108" w:type="dxa"/>
+          </w:tblCellMar>
         </w:tblPrEx>
         <w:trPr>
           <w:trHeight w:hRule="atLeast" w:val="20"/>
@@ -7673,6 +7931,12 @@
             <w:insideH w:val="single" w:color="000000" w:sz="4" w:space="0"/>
             <w:insideV w:val="single" w:color="000000" w:sz="4" w:space="0"/>
           </w:tblBorders>
+          <w:tblCellMar>
+            <w:top w:w="0" w:type="dxa"/>
+            <w:left w:w="108" w:type="dxa"/>
+            <w:bottom w:w="0" w:type="dxa"/>
+            <w:right w:w="108" w:type="dxa"/>
+          </w:tblCellMar>
         </w:tblPrEx>
         <w:trPr>
           <w:trHeight w:hRule="atLeast" w:val="20"/>
@@ -7844,6 +8108,12 @@
             <w:insideH w:val="single" w:color="000000" w:sz="4" w:space="0"/>
             <w:insideV w:val="single" w:color="000000" w:sz="4" w:space="0"/>
           </w:tblBorders>
+          <w:tblCellMar>
+            <w:top w:w="0" w:type="dxa"/>
+            <w:left w:w="108" w:type="dxa"/>
+            <w:bottom w:w="0" w:type="dxa"/>
+            <w:right w:w="108" w:type="dxa"/>
+          </w:tblCellMar>
         </w:tblPrEx>
         <w:trPr>
           <w:trHeight w:hRule="atLeast" w:val="20"/>
@@ -8015,6 +8285,12 @@
             <w:insideH w:val="single" w:color="000000" w:sz="4" w:space="0"/>
             <w:insideV w:val="single" w:color="000000" w:sz="4" w:space="0"/>
           </w:tblBorders>
+          <w:tblCellMar>
+            <w:top w:w="0" w:type="dxa"/>
+            <w:left w:w="108" w:type="dxa"/>
+            <w:bottom w:w="0" w:type="dxa"/>
+            <w:right w:w="108" w:type="dxa"/>
+          </w:tblCellMar>
         </w:tblPrEx>
         <w:trPr>
           <w:trHeight w:hRule="atLeast" w:val="20"/>
@@ -8186,6 +8462,12 @@
             <w:insideH w:val="single" w:color="000000" w:sz="4" w:space="0"/>
             <w:insideV w:val="single" w:color="000000" w:sz="4" w:space="0"/>
           </w:tblBorders>
+          <w:tblCellMar>
+            <w:top w:w="0" w:type="dxa"/>
+            <w:left w:w="108" w:type="dxa"/>
+            <w:bottom w:w="0" w:type="dxa"/>
+            <w:right w:w="108" w:type="dxa"/>
+          </w:tblCellMar>
         </w:tblPrEx>
         <w:trPr>
           <w:trHeight w:hRule="atLeast" w:val="20"/>
@@ -8357,6 +8639,12 @@
             <w:insideH w:val="single" w:color="000000" w:sz="4" w:space="0"/>
             <w:insideV w:val="single" w:color="000000" w:sz="4" w:space="0"/>
           </w:tblBorders>
+          <w:tblCellMar>
+            <w:top w:w="0" w:type="dxa"/>
+            <w:left w:w="108" w:type="dxa"/>
+            <w:bottom w:w="0" w:type="dxa"/>
+            <w:right w:w="108" w:type="dxa"/>
+          </w:tblCellMar>
         </w:tblPrEx>
         <w:trPr>
           <w:trHeight w:hRule="atLeast" w:val="20"/>
@@ -8528,6 +8816,12 @@
             <w:insideH w:val="single" w:color="000000" w:sz="4" w:space="0"/>
             <w:insideV w:val="single" w:color="000000" w:sz="4" w:space="0"/>
           </w:tblBorders>
+          <w:tblCellMar>
+            <w:top w:w="0" w:type="dxa"/>
+            <w:left w:w="108" w:type="dxa"/>
+            <w:bottom w:w="0" w:type="dxa"/>
+            <w:right w:w="108" w:type="dxa"/>
+          </w:tblCellMar>
         </w:tblPrEx>
         <w:trPr>
           <w:trHeight w:hRule="atLeast" w:val="20"/>
@@ -8699,6 +8993,12 @@
             <w:insideH w:val="single" w:color="000000" w:sz="4" w:space="0"/>
             <w:insideV w:val="single" w:color="000000" w:sz="4" w:space="0"/>
           </w:tblBorders>
+          <w:tblCellMar>
+            <w:top w:w="0" w:type="dxa"/>
+            <w:left w:w="108" w:type="dxa"/>
+            <w:bottom w:w="0" w:type="dxa"/>
+            <w:right w:w="108" w:type="dxa"/>
+          </w:tblCellMar>
         </w:tblPrEx>
         <w:trPr>
           <w:trHeight w:hRule="atLeast" w:val="20"/>
@@ -8870,6 +9170,12 @@
             <w:insideH w:val="single" w:color="000000" w:sz="4" w:space="0"/>
             <w:insideV w:val="single" w:color="000000" w:sz="4" w:space="0"/>
           </w:tblBorders>
+          <w:tblCellMar>
+            <w:top w:w="0" w:type="dxa"/>
+            <w:left w:w="108" w:type="dxa"/>
+            <w:bottom w:w="0" w:type="dxa"/>
+            <w:right w:w="108" w:type="dxa"/>
+          </w:tblCellMar>
         </w:tblPrEx>
         <w:trPr>
           <w:trHeight w:hRule="atLeast" w:val="20"/>
@@ -9041,6 +9347,12 @@
             <w:insideH w:val="single" w:color="000000" w:sz="4" w:space="0"/>
             <w:insideV w:val="single" w:color="000000" w:sz="4" w:space="0"/>
           </w:tblBorders>
+          <w:tblCellMar>
+            <w:top w:w="0" w:type="dxa"/>
+            <w:left w:w="108" w:type="dxa"/>
+            <w:bottom w:w="0" w:type="dxa"/>
+            <w:right w:w="108" w:type="dxa"/>
+          </w:tblCellMar>
         </w:tblPrEx>
         <w:trPr>
           <w:trHeight w:hRule="atLeast" w:val="20"/>
@@ -9279,6 +9591,12 @@
             <w:insideH w:val="single" w:color="000000" w:sz="4" w:space="0"/>
             <w:insideV w:val="single" w:color="000000" w:sz="4" w:space="0"/>
           </w:tblBorders>
+          <w:tblCellMar>
+            <w:top w:w="0" w:type="dxa"/>
+            <w:left w:w="108" w:type="dxa"/>
+            <w:bottom w:w="0" w:type="dxa"/>
+            <w:right w:w="108" w:type="dxa"/>
+          </w:tblCellMar>
         </w:tblPrEx>
         <w:trPr>
           <w:trHeight w:hRule="atLeast" w:val="20"/>
@@ -9451,6 +9769,12 @@
             <w:insideH w:val="single" w:color="000000" w:sz="4" w:space="0"/>
             <w:insideV w:val="single" w:color="000000" w:sz="4" w:space="0"/>
           </w:tblBorders>
+          <w:tblCellMar>
+            <w:top w:w="0" w:type="dxa"/>
+            <w:left w:w="108" w:type="dxa"/>
+            <w:bottom w:w="0" w:type="dxa"/>
+            <w:right w:w="108" w:type="dxa"/>
+          </w:tblCellMar>
         </w:tblPrEx>
         <w:trPr>
           <w:trHeight w:hRule="atLeast" w:val="20"/>
@@ -9622,6 +9946,12 @@
             <w:insideH w:val="single" w:color="000000" w:sz="4" w:space="0"/>
             <w:insideV w:val="single" w:color="000000" w:sz="4" w:space="0"/>
           </w:tblBorders>
+          <w:tblCellMar>
+            <w:top w:w="0" w:type="dxa"/>
+            <w:left w:w="108" w:type="dxa"/>
+            <w:bottom w:w="0" w:type="dxa"/>
+            <w:right w:w="108" w:type="dxa"/>
+          </w:tblCellMar>
         </w:tblPrEx>
         <w:trPr>
           <w:trHeight w:hRule="atLeast" w:val="20"/>
@@ -9793,6 +10123,12 @@
             <w:insideH w:val="single" w:color="000000" w:sz="4" w:space="0"/>
             <w:insideV w:val="single" w:color="000000" w:sz="4" w:space="0"/>
           </w:tblBorders>
+          <w:tblCellMar>
+            <w:top w:w="0" w:type="dxa"/>
+            <w:left w:w="108" w:type="dxa"/>
+            <w:bottom w:w="0" w:type="dxa"/>
+            <w:right w:w="108" w:type="dxa"/>
+          </w:tblCellMar>
         </w:tblPrEx>
         <w:trPr>
           <w:trHeight w:hRule="atLeast" w:val="20"/>
@@ -9964,6 +10300,12 @@
             <w:insideH w:val="single" w:color="000000" w:sz="4" w:space="0"/>
             <w:insideV w:val="single" w:color="000000" w:sz="4" w:space="0"/>
           </w:tblBorders>
+          <w:tblCellMar>
+            <w:top w:w="0" w:type="dxa"/>
+            <w:left w:w="108" w:type="dxa"/>
+            <w:bottom w:w="0" w:type="dxa"/>
+            <w:right w:w="108" w:type="dxa"/>
+          </w:tblCellMar>
         </w:tblPrEx>
         <w:trPr>
           <w:trHeight w:hRule="atLeast" w:val="20"/>
@@ -10135,6 +10477,12 @@
             <w:insideH w:val="single" w:color="000000" w:sz="4" w:space="0"/>
             <w:insideV w:val="single" w:color="000000" w:sz="4" w:space="0"/>
           </w:tblBorders>
+          <w:tblCellMar>
+            <w:top w:w="0" w:type="dxa"/>
+            <w:left w:w="108" w:type="dxa"/>
+            <w:bottom w:w="0" w:type="dxa"/>
+            <w:right w:w="108" w:type="dxa"/>
+          </w:tblCellMar>
         </w:tblPrEx>
         <w:trPr>
           <w:trHeight w:hRule="atLeast" w:val="20"/>
@@ -10306,6 +10654,12 @@
             <w:insideH w:val="single" w:color="000000" w:sz="4" w:space="0"/>
             <w:insideV w:val="single" w:color="000000" w:sz="4" w:space="0"/>
           </w:tblBorders>
+          <w:tblCellMar>
+            <w:top w:w="0" w:type="dxa"/>
+            <w:left w:w="108" w:type="dxa"/>
+            <w:bottom w:w="0" w:type="dxa"/>
+            <w:right w:w="108" w:type="dxa"/>
+          </w:tblCellMar>
         </w:tblPrEx>
         <w:trPr>
           <w:trHeight w:hRule="atLeast" w:val="20"/>
@@ -10477,6 +10831,12 @@
             <w:insideH w:val="single" w:color="000000" w:sz="4" w:space="0"/>
             <w:insideV w:val="single" w:color="000000" w:sz="4" w:space="0"/>
           </w:tblBorders>
+          <w:tblCellMar>
+            <w:top w:w="0" w:type="dxa"/>
+            <w:left w:w="108" w:type="dxa"/>
+            <w:bottom w:w="0" w:type="dxa"/>
+            <w:right w:w="108" w:type="dxa"/>
+          </w:tblCellMar>
         </w:tblPrEx>
         <w:trPr>
           <w:trHeight w:hRule="atLeast" w:val="20"/>
@@ -10648,6 +11008,12 @@
             <w:insideH w:val="single" w:color="000000" w:sz="4" w:space="0"/>
             <w:insideV w:val="single" w:color="000000" w:sz="4" w:space="0"/>
           </w:tblBorders>
+          <w:tblCellMar>
+            <w:top w:w="0" w:type="dxa"/>
+            <w:left w:w="108" w:type="dxa"/>
+            <w:bottom w:w="0" w:type="dxa"/>
+            <w:right w:w="108" w:type="dxa"/>
+          </w:tblCellMar>
         </w:tblPrEx>
         <w:trPr>
           <w:trHeight w:hRule="atLeast" w:val="20"/>
@@ -10819,6 +11185,12 @@
             <w:insideH w:val="single" w:color="000000" w:sz="4" w:space="0"/>
             <w:insideV w:val="single" w:color="000000" w:sz="4" w:space="0"/>
           </w:tblBorders>
+          <w:tblCellMar>
+            <w:top w:w="0" w:type="dxa"/>
+            <w:left w:w="108" w:type="dxa"/>
+            <w:bottom w:w="0" w:type="dxa"/>
+            <w:right w:w="108" w:type="dxa"/>
+          </w:tblCellMar>
         </w:tblPrEx>
         <w:trPr>
           <w:trHeight w:hRule="atLeast" w:val="20"/>
@@ -10990,6 +11362,12 @@
             <w:insideH w:val="single" w:color="000000" w:sz="4" w:space="0"/>
             <w:insideV w:val="single" w:color="000000" w:sz="4" w:space="0"/>
           </w:tblBorders>
+          <w:tblCellMar>
+            <w:top w:w="0" w:type="dxa"/>
+            <w:left w:w="108" w:type="dxa"/>
+            <w:bottom w:w="0" w:type="dxa"/>
+            <w:right w:w="108" w:type="dxa"/>
+          </w:tblCellMar>
         </w:tblPrEx>
         <w:trPr>
           <w:trHeight w:hRule="atLeast" w:val="20"/>
@@ -11161,6 +11539,12 @@
             <w:insideH w:val="single" w:color="000000" w:sz="4" w:space="0"/>
             <w:insideV w:val="single" w:color="000000" w:sz="4" w:space="0"/>
           </w:tblBorders>
+          <w:tblCellMar>
+            <w:top w:w="0" w:type="dxa"/>
+            <w:left w:w="108" w:type="dxa"/>
+            <w:bottom w:w="0" w:type="dxa"/>
+            <w:right w:w="108" w:type="dxa"/>
+          </w:tblCellMar>
         </w:tblPrEx>
         <w:trPr>
           <w:trHeight w:hRule="atLeast" w:val="20"/>
@@ -11332,6 +11716,12 @@
             <w:insideH w:val="single" w:color="000000" w:sz="4" w:space="0"/>
             <w:insideV w:val="single" w:color="000000" w:sz="4" w:space="0"/>
           </w:tblBorders>
+          <w:tblCellMar>
+            <w:top w:w="0" w:type="dxa"/>
+            <w:left w:w="108" w:type="dxa"/>
+            <w:bottom w:w="0" w:type="dxa"/>
+            <w:right w:w="108" w:type="dxa"/>
+          </w:tblCellMar>
         </w:tblPrEx>
         <w:trPr>
           <w:trHeight w:hRule="atLeast" w:val="20"/>
@@ -11756,6 +12146,12 @@
             <w:insideH w:val="single" w:color="000000" w:sz="4" w:space="0"/>
             <w:insideV w:val="single" w:color="000000" w:sz="4" w:space="0"/>
           </w:tblBorders>
+          <w:tblCellMar>
+            <w:top w:w="0" w:type="dxa"/>
+            <w:left w:w="108" w:type="dxa"/>
+            <w:bottom w:w="0" w:type="dxa"/>
+            <w:right w:w="108" w:type="dxa"/>
+          </w:tblCellMar>
         </w:tblPrEx>
         <w:trPr>
           <w:trHeight w:hRule="atLeast" w:val="20"/>
@@ -11967,6 +12363,12 @@
             <w:insideH w:val="single" w:color="000000" w:sz="4" w:space="0"/>
             <w:insideV w:val="single" w:color="000000" w:sz="4" w:space="0"/>
           </w:tblBorders>
+          <w:tblCellMar>
+            <w:top w:w="0" w:type="dxa"/>
+            <w:left w:w="108" w:type="dxa"/>
+            <w:bottom w:w="0" w:type="dxa"/>
+            <w:right w:w="108" w:type="dxa"/>
+          </w:tblCellMar>
         </w:tblPrEx>
         <w:trPr>
           <w:trHeight w:hRule="atLeast" w:val="20"/>
@@ -12178,6 +12580,12 @@
             <w:insideH w:val="single" w:color="000000" w:sz="4" w:space="0"/>
             <w:insideV w:val="single" w:color="000000" w:sz="4" w:space="0"/>
           </w:tblBorders>
+          <w:tblCellMar>
+            <w:top w:w="0" w:type="dxa"/>
+            <w:left w:w="108" w:type="dxa"/>
+            <w:bottom w:w="0" w:type="dxa"/>
+            <w:right w:w="108" w:type="dxa"/>
+          </w:tblCellMar>
         </w:tblPrEx>
         <w:trPr>
           <w:trHeight w:hRule="atLeast" w:val="20"/>
@@ -12389,6 +12797,12 @@
             <w:insideH w:val="single" w:color="000000" w:sz="4" w:space="0"/>
             <w:insideV w:val="single" w:color="000000" w:sz="4" w:space="0"/>
           </w:tblBorders>
+          <w:tblCellMar>
+            <w:top w:w="0" w:type="dxa"/>
+            <w:left w:w="108" w:type="dxa"/>
+            <w:bottom w:w="0" w:type="dxa"/>
+            <w:right w:w="108" w:type="dxa"/>
+          </w:tblCellMar>
         </w:tblPrEx>
         <w:trPr>
           <w:trHeight w:hRule="atLeast" w:val="20"/>
@@ -12600,6 +13014,12 @@
             <w:insideH w:val="single" w:color="000000" w:sz="4" w:space="0"/>
             <w:insideV w:val="single" w:color="000000" w:sz="4" w:space="0"/>
           </w:tblBorders>
+          <w:tblCellMar>
+            <w:top w:w="0" w:type="dxa"/>
+            <w:left w:w="108" w:type="dxa"/>
+            <w:bottom w:w="0" w:type="dxa"/>
+            <w:right w:w="108" w:type="dxa"/>
+          </w:tblCellMar>
         </w:tblPrEx>
         <w:trPr>
           <w:trHeight w:hRule="atLeast" w:val="20"/>
@@ -12811,6 +13231,12 @@
             <w:insideH w:val="single" w:color="000000" w:sz="4" w:space="0"/>
             <w:insideV w:val="single" w:color="000000" w:sz="4" w:space="0"/>
           </w:tblBorders>
+          <w:tblCellMar>
+            <w:top w:w="0" w:type="dxa"/>
+            <w:left w:w="108" w:type="dxa"/>
+            <w:bottom w:w="0" w:type="dxa"/>
+            <w:right w:w="108" w:type="dxa"/>
+          </w:tblCellMar>
         </w:tblPrEx>
         <w:trPr>
           <w:trHeight w:hRule="atLeast" w:val="20"/>
@@ -13022,6 +13448,12 @@
             <w:insideH w:val="single" w:color="000000" w:sz="4" w:space="0"/>
             <w:insideV w:val="single" w:color="000000" w:sz="4" w:space="0"/>
           </w:tblBorders>
+          <w:tblCellMar>
+            <w:top w:w="0" w:type="dxa"/>
+            <w:left w:w="108" w:type="dxa"/>
+            <w:bottom w:w="0" w:type="dxa"/>
+            <w:right w:w="108" w:type="dxa"/>
+          </w:tblCellMar>
         </w:tblPrEx>
         <w:trPr>
           <w:trHeight w:hRule="atLeast" w:val="20"/>
@@ -13307,7 +13739,7 @@
         <w:pStyle w:val="List Paragraph"/>
         <w:numPr>
           <w:ilvl w:val="0"/>
-          <w:numId w:val="4"/>
+          <w:numId w:val="2"/>
         </w:numPr>
         <w:spacing w:after="60" w:line="270" w:lineRule="auto"/>
         <w:ind/>
@@ -13329,7 +13761,7 @@
         <w:pStyle w:val="List Paragraph"/>
         <w:numPr>
           <w:ilvl w:val="0"/>
-          <w:numId w:val="4"/>
+          <w:numId w:val="2"/>
         </w:numPr>
         <w:spacing w:after="60" w:line="270" w:lineRule="auto"/>
         <w:ind/>
@@ -13351,7 +13783,7 @@
         <w:pStyle w:val="List Paragraph"/>
         <w:numPr>
           <w:ilvl w:val="0"/>
-          <w:numId w:val="4"/>
+          <w:numId w:val="2"/>
         </w:numPr>
         <w:spacing w:after="60" w:line="270" w:lineRule="auto"/>
         <w:ind/>
@@ -13373,7 +13805,7 @@
         <w:pStyle w:val="List Paragraph"/>
         <w:numPr>
           <w:ilvl w:val="0"/>
-          <w:numId w:val="4"/>
+          <w:numId w:val="2"/>
         </w:numPr>
         <w:spacing w:after="60" w:line="270" w:lineRule="auto"/>
         <w:ind/>
@@ -13433,7 +13865,7 @@
         <w:pStyle w:val="List Paragraph"/>
         <w:numPr>
           <w:ilvl w:val="0"/>
-          <w:numId w:val="4"/>
+          <w:numId w:val="2"/>
         </w:numPr>
         <w:spacing w:after="60" w:line="270" w:lineRule="auto"/>
         <w:ind/>
@@ -13455,7 +13887,7 @@
         <w:pStyle w:val="List Paragraph"/>
         <w:numPr>
           <w:ilvl w:val="0"/>
-          <w:numId w:val="4"/>
+          <w:numId w:val="2"/>
         </w:numPr>
         <w:spacing w:after="60" w:line="270" w:lineRule="auto"/>
         <w:ind/>
@@ -13477,7 +13909,7 @@
         <w:pStyle w:val="List Paragraph"/>
         <w:numPr>
           <w:ilvl w:val="0"/>
-          <w:numId w:val="4"/>
+          <w:numId w:val="2"/>
         </w:numPr>
         <w:spacing w:after="60" w:line="270" w:lineRule="auto"/>
         <w:ind/>
@@ -13499,7 +13931,7 @@
         <w:pStyle w:val="List Paragraph"/>
         <w:numPr>
           <w:ilvl w:val="0"/>
-          <w:numId w:val="4"/>
+          <w:numId w:val="2"/>
         </w:numPr>
         <w:spacing w:after="60" w:line="270" w:lineRule="auto"/>
         <w:ind/>
@@ -13559,7 +13991,7 @@
         <w:pStyle w:val="List Paragraph"/>
         <w:numPr>
           <w:ilvl w:val="0"/>
-          <w:numId w:val="4"/>
+          <w:numId w:val="2"/>
         </w:numPr>
         <w:spacing w:after="60" w:line="270" w:lineRule="auto"/>
         <w:ind/>
@@ -13581,7 +14013,7 @@
         <w:pStyle w:val="List Paragraph"/>
         <w:numPr>
           <w:ilvl w:val="0"/>
-          <w:numId w:val="4"/>
+          <w:numId w:val="2"/>
         </w:numPr>
         <w:spacing w:after="60" w:line="270" w:lineRule="auto"/>
         <w:ind/>
@@ -13603,7 +14035,7 @@
         <w:pStyle w:val="List Paragraph"/>
         <w:numPr>
           <w:ilvl w:val="0"/>
-          <w:numId w:val="4"/>
+          <w:numId w:val="2"/>
         </w:numPr>
         <w:spacing w:after="60" w:line="270" w:lineRule="auto"/>
         <w:ind/>
@@ -13625,7 +14057,7 @@
         <w:pStyle w:val="List Paragraph"/>
         <w:numPr>
           <w:ilvl w:val="0"/>
-          <w:numId w:val="4"/>
+          <w:numId w:val="2"/>
         </w:numPr>
         <w:spacing w:after="60" w:line="270" w:lineRule="auto"/>
         <w:ind/>
@@ -13694,7 +14126,7 @@
         <w:pStyle w:val="List Paragraph"/>
         <w:numPr>
           <w:ilvl w:val="0"/>
-          <w:numId w:val="4"/>
+          <w:numId w:val="2"/>
         </w:numPr>
         <w:spacing w:after="60" w:line="270" w:lineRule="auto"/>
         <w:ind/>
@@ -13716,7 +14148,7 @@
         <w:pStyle w:val="List Paragraph"/>
         <w:numPr>
           <w:ilvl w:val="0"/>
-          <w:numId w:val="4"/>
+          <w:numId w:val="2"/>
         </w:numPr>
         <w:spacing w:after="60" w:line="270" w:lineRule="auto"/>
         <w:ind/>
@@ -13738,7 +14170,7 @@
         <w:pStyle w:val="List Paragraph"/>
         <w:numPr>
           <w:ilvl w:val="0"/>
-          <w:numId w:val="4"/>
+          <w:numId w:val="2"/>
         </w:numPr>
         <w:spacing w:after="60" w:line="270" w:lineRule="auto"/>
         <w:ind/>
@@ -13760,7 +14192,7 @@
         <w:pStyle w:val="List Paragraph"/>
         <w:numPr>
           <w:ilvl w:val="0"/>
-          <w:numId w:val="4"/>
+          <w:numId w:val="2"/>
         </w:numPr>
         <w:spacing w:after="60" w:line="270" w:lineRule="auto"/>
         <w:ind/>
@@ -13820,7 +14252,7 @@
         <w:pStyle w:val="List Paragraph"/>
         <w:numPr>
           <w:ilvl w:val="0"/>
-          <w:numId w:val="4"/>
+          <w:numId w:val="2"/>
         </w:numPr>
         <w:spacing w:after="60" w:line="270" w:lineRule="auto"/>
         <w:ind/>
@@ -13842,7 +14274,7 @@
         <w:pStyle w:val="List Paragraph"/>
         <w:numPr>
           <w:ilvl w:val="0"/>
-          <w:numId w:val="4"/>
+          <w:numId w:val="2"/>
         </w:numPr>
         <w:spacing w:after="60" w:line="270" w:lineRule="auto"/>
         <w:ind/>
@@ -13864,7 +14296,7 @@
         <w:pStyle w:val="List Paragraph"/>
         <w:numPr>
           <w:ilvl w:val="0"/>
-          <w:numId w:val="4"/>
+          <w:numId w:val="2"/>
         </w:numPr>
         <w:spacing w:after="60" w:line="270" w:lineRule="auto"/>
         <w:ind/>
@@ -13886,7 +14318,7 @@
         <w:pStyle w:val="List Paragraph"/>
         <w:numPr>
           <w:ilvl w:val="0"/>
-          <w:numId w:val="4"/>
+          <w:numId w:val="2"/>
         </w:numPr>
         <w:spacing w:after="60" w:line="270" w:lineRule="auto"/>
         <w:ind/>
@@ -13908,7 +14340,7 @@
         <w:pStyle w:val="List Paragraph"/>
         <w:numPr>
           <w:ilvl w:val="0"/>
-          <w:numId w:val="4"/>
+          <w:numId w:val="2"/>
         </w:numPr>
         <w:spacing w:after="60" w:line="270" w:lineRule="auto"/>
         <w:ind/>
@@ -13977,7 +14409,7 @@
         <w:pStyle w:val="List Paragraph"/>
         <w:numPr>
           <w:ilvl w:val="0"/>
-          <w:numId w:val="4"/>
+          <w:numId w:val="2"/>
         </w:numPr>
         <w:spacing w:after="60" w:line="270" w:lineRule="auto"/>
         <w:ind/>
@@ -13999,7 +14431,7 @@
         <w:pStyle w:val="List Paragraph"/>
         <w:numPr>
           <w:ilvl w:val="0"/>
-          <w:numId w:val="4"/>
+          <w:numId w:val="2"/>
         </w:numPr>
         <w:spacing w:after="60" w:line="270" w:lineRule="auto"/>
         <w:ind/>
@@ -14021,7 +14453,7 @@
         <w:pStyle w:val="List Paragraph"/>
         <w:numPr>
           <w:ilvl w:val="0"/>
-          <w:numId w:val="4"/>
+          <w:numId w:val="2"/>
         </w:numPr>
         <w:spacing w:after="60" w:line="270" w:lineRule="auto"/>
         <w:ind/>
@@ -14043,7 +14475,7 @@
         <w:pStyle w:val="List Paragraph"/>
         <w:numPr>
           <w:ilvl w:val="0"/>
-          <w:numId w:val="4"/>
+          <w:numId w:val="2"/>
         </w:numPr>
         <w:spacing w:after="60" w:line="270" w:lineRule="auto"/>
         <w:ind/>
@@ -14065,7 +14497,7 @@
         <w:pStyle w:val="List Paragraph"/>
         <w:numPr>
           <w:ilvl w:val="0"/>
-          <w:numId w:val="4"/>
+          <w:numId w:val="2"/>
         </w:numPr>
         <w:spacing w:after="60" w:line="270" w:lineRule="auto"/>
         <w:ind/>
@@ -14245,7 +14677,7 @@
         <w:pStyle w:val="List Paragraph"/>
         <w:numPr>
           <w:ilvl w:val="0"/>
-          <w:numId w:val="4"/>
+          <w:numId w:val="2"/>
         </w:numPr>
         <w:spacing w:after="60" w:line="270" w:lineRule="auto"/>
         <w:ind/>
@@ -14267,7 +14699,7 @@
         <w:pStyle w:val="List Paragraph"/>
         <w:numPr>
           <w:ilvl w:val="0"/>
-          <w:numId w:val="4"/>
+          <w:numId w:val="2"/>
         </w:numPr>
         <w:spacing w:after="60" w:line="270" w:lineRule="auto"/>
         <w:ind/>
@@ -14289,7 +14721,7 @@
         <w:pStyle w:val="List Paragraph"/>
         <w:numPr>
           <w:ilvl w:val="0"/>
-          <w:numId w:val="4"/>
+          <w:numId w:val="2"/>
         </w:numPr>
         <w:spacing w:after="60" w:line="270" w:lineRule="auto"/>
         <w:ind/>
@@ -14311,7 +14743,7 @@
         <w:pStyle w:val="List Paragraph"/>
         <w:numPr>
           <w:ilvl w:val="0"/>
-          <w:numId w:val="4"/>
+          <w:numId w:val="2"/>
         </w:numPr>
         <w:spacing w:after="60" w:line="270" w:lineRule="auto"/>
         <w:ind/>
@@ -14333,7 +14765,7 @@
         <w:pStyle w:val="List Paragraph"/>
         <w:numPr>
           <w:ilvl w:val="0"/>
-          <w:numId w:val="4"/>
+          <w:numId w:val="2"/>
         </w:numPr>
         <w:spacing w:after="60" w:line="270" w:lineRule="auto"/>
         <w:ind/>
@@ -14375,7 +14807,7 @@
         <w:pStyle w:val="List Paragraph"/>
         <w:numPr>
           <w:ilvl w:val="0"/>
-          <w:numId w:val="4"/>
+          <w:numId w:val="2"/>
         </w:numPr>
         <w:spacing w:after="60" w:line="270" w:lineRule="auto"/>
         <w:ind/>
@@ -14397,7 +14829,7 @@
         <w:pStyle w:val="List Paragraph"/>
         <w:numPr>
           <w:ilvl w:val="0"/>
-          <w:numId w:val="4"/>
+          <w:numId w:val="2"/>
         </w:numPr>
         <w:spacing w:after="60" w:line="270" w:lineRule="auto"/>
         <w:ind/>
@@ -14419,7 +14851,7 @@
         <w:pStyle w:val="List Paragraph"/>
         <w:numPr>
           <w:ilvl w:val="0"/>
-          <w:numId w:val="4"/>
+          <w:numId w:val="2"/>
         </w:numPr>
         <w:spacing w:after="60" w:line="270" w:lineRule="auto"/>
         <w:ind/>
@@ -14441,7 +14873,7 @@
         <w:pStyle w:val="List Paragraph"/>
         <w:numPr>
           <w:ilvl w:val="0"/>
-          <w:numId w:val="4"/>
+          <w:numId w:val="2"/>
         </w:numPr>
         <w:spacing w:after="60" w:line="270" w:lineRule="auto"/>
         <w:ind/>
@@ -14463,7 +14895,7 @@
         <w:pStyle w:val="List Paragraph"/>
         <w:numPr>
           <w:ilvl w:val="0"/>
-          <w:numId w:val="4"/>
+          <w:numId w:val="2"/>
         </w:numPr>
         <w:spacing w:after="60" w:line="270" w:lineRule="auto"/>
         <w:ind/>
@@ -14574,6 +15006,12 @@
             <w:insideH w:val="single" w:color="000000" w:sz="4" w:space="0"/>
             <w:insideV w:val="single" w:color="000000" w:sz="4" w:space="0"/>
           </w:tblBorders>
+          <w:tblCellMar>
+            <w:top w:w="0" w:type="dxa"/>
+            <w:left w:w="108" w:type="dxa"/>
+            <w:bottom w:w="0" w:type="dxa"/>
+            <w:right w:w="108" w:type="dxa"/>
+          </w:tblCellMar>
         </w:tblPrEx>
         <w:trPr>
           <w:trHeight w:hRule="atLeast" w:val="20"/>
@@ -14785,6 +15223,12 @@
             <w:insideH w:val="single" w:color="000000" w:sz="4" w:space="0"/>
             <w:insideV w:val="single" w:color="000000" w:sz="4" w:space="0"/>
           </w:tblBorders>
+          <w:tblCellMar>
+            <w:top w:w="0" w:type="dxa"/>
+            <w:left w:w="108" w:type="dxa"/>
+            <w:bottom w:w="0" w:type="dxa"/>
+            <w:right w:w="108" w:type="dxa"/>
+          </w:tblCellMar>
         </w:tblPrEx>
         <w:trPr>
           <w:trHeight w:hRule="atLeast" w:val="20"/>
@@ -14997,6 +15441,12 @@
             <w:insideH w:val="single" w:color="000000" w:sz="4" w:space="0"/>
             <w:insideV w:val="single" w:color="000000" w:sz="4" w:space="0"/>
           </w:tblBorders>
+          <w:tblCellMar>
+            <w:top w:w="0" w:type="dxa"/>
+            <w:left w:w="108" w:type="dxa"/>
+            <w:bottom w:w="0" w:type="dxa"/>
+            <w:right w:w="108" w:type="dxa"/>
+          </w:tblCellMar>
         </w:tblPrEx>
         <w:trPr>
           <w:trHeight w:hRule="atLeast" w:val="20"/>
@@ -15209,6 +15659,12 @@
             <w:insideH w:val="single" w:color="000000" w:sz="4" w:space="0"/>
             <w:insideV w:val="single" w:color="000000" w:sz="4" w:space="0"/>
           </w:tblBorders>
+          <w:tblCellMar>
+            <w:top w:w="0" w:type="dxa"/>
+            <w:left w:w="108" w:type="dxa"/>
+            <w:bottom w:w="0" w:type="dxa"/>
+            <w:right w:w="108" w:type="dxa"/>
+          </w:tblCellMar>
         </w:tblPrEx>
         <w:trPr>
           <w:trHeight w:hRule="atLeast" w:val="20"/>
@@ -15421,6 +15877,12 @@
             <w:insideH w:val="single" w:color="000000" w:sz="4" w:space="0"/>
             <w:insideV w:val="single" w:color="000000" w:sz="4" w:space="0"/>
           </w:tblBorders>
+          <w:tblCellMar>
+            <w:top w:w="0" w:type="dxa"/>
+            <w:left w:w="108" w:type="dxa"/>
+            <w:bottom w:w="0" w:type="dxa"/>
+            <w:right w:w="108" w:type="dxa"/>
+          </w:tblCellMar>
         </w:tblPrEx>
         <w:trPr>
           <w:trHeight w:hRule="atLeast" w:val="20"/>
@@ -15633,6 +16095,12 @@
             <w:insideH w:val="single" w:color="000000" w:sz="4" w:space="0"/>
             <w:insideV w:val="single" w:color="000000" w:sz="4" w:space="0"/>
           </w:tblBorders>
+          <w:tblCellMar>
+            <w:top w:w="0" w:type="dxa"/>
+            <w:left w:w="108" w:type="dxa"/>
+            <w:bottom w:w="0" w:type="dxa"/>
+            <w:right w:w="108" w:type="dxa"/>
+          </w:tblCellMar>
         </w:tblPrEx>
         <w:trPr>
           <w:trHeight w:hRule="atLeast" w:val="20"/>
@@ -15845,6 +16313,12 @@
             <w:insideH w:val="single" w:color="000000" w:sz="4" w:space="0"/>
             <w:insideV w:val="single" w:color="000000" w:sz="4" w:space="0"/>
           </w:tblBorders>
+          <w:tblCellMar>
+            <w:top w:w="0" w:type="dxa"/>
+            <w:left w:w="108" w:type="dxa"/>
+            <w:bottom w:w="0" w:type="dxa"/>
+            <w:right w:w="108" w:type="dxa"/>
+          </w:tblCellMar>
         </w:tblPrEx>
         <w:trPr>
           <w:trHeight w:hRule="atLeast" w:val="20"/>
@@ -16080,7 +16554,7 @@
         <w:pStyle w:val="List Paragraph"/>
         <w:numPr>
           <w:ilvl w:val="0"/>
-          <w:numId w:val="4"/>
+          <w:numId w:val="2"/>
         </w:numPr>
         <w:spacing w:after="60" w:line="270" w:lineRule="auto"/>
         <w:ind/>
@@ -16102,7 +16576,7 @@
         <w:pStyle w:val="List Paragraph"/>
         <w:numPr>
           <w:ilvl w:val="0"/>
-          <w:numId w:val="4"/>
+          <w:numId w:val="2"/>
         </w:numPr>
         <w:spacing w:after="60" w:line="270" w:lineRule="auto"/>
         <w:ind/>
@@ -16124,7 +16598,7 @@
         <w:pStyle w:val="List Paragraph"/>
         <w:numPr>
           <w:ilvl w:val="0"/>
-          <w:numId w:val="4"/>
+          <w:numId w:val="2"/>
         </w:numPr>
         <w:spacing w:after="60" w:line="270" w:lineRule="auto"/>
         <w:ind/>
@@ -16146,7 +16620,7 @@
         <w:pStyle w:val="List Paragraph"/>
         <w:numPr>
           <w:ilvl w:val="0"/>
-          <w:numId w:val="4"/>
+          <w:numId w:val="2"/>
         </w:numPr>
         <w:spacing w:after="60" w:line="270" w:lineRule="auto"/>
         <w:ind/>
@@ -16168,7 +16642,7 @@
         <w:pStyle w:val="List Paragraph"/>
         <w:numPr>
           <w:ilvl w:val="0"/>
-          <w:numId w:val="4"/>
+          <w:numId w:val="2"/>
         </w:numPr>
         <w:spacing w:after="60" w:line="270" w:lineRule="auto"/>
         <w:ind/>
@@ -16190,7 +16664,7 @@
         <w:pStyle w:val="List Paragraph"/>
         <w:numPr>
           <w:ilvl w:val="0"/>
-          <w:numId w:val="4"/>
+          <w:numId w:val="2"/>
         </w:numPr>
         <w:spacing w:after="60" w:line="270" w:lineRule="auto"/>
         <w:ind/>
@@ -16730,6 +17204,12 @@
             <w:insideH w:val="single" w:color="000000" w:sz="4" w:space="0"/>
             <w:insideV w:val="single" w:color="000000" w:sz="4" w:space="0"/>
           </w:tblBorders>
+          <w:tblCellMar>
+            <w:top w:w="0" w:type="dxa"/>
+            <w:left w:w="108" w:type="dxa"/>
+            <w:bottom w:w="0" w:type="dxa"/>
+            <w:right w:w="108" w:type="dxa"/>
+          </w:tblCellMar>
         </w:tblPrEx>
         <w:trPr>
           <w:trHeight w:hRule="atLeast" w:val="20"/>
@@ -16991,6 +17471,12 @@
             <w:insideH w:val="single" w:color="000000" w:sz="4" w:space="0"/>
             <w:insideV w:val="single" w:color="000000" w:sz="4" w:space="0"/>
           </w:tblBorders>
+          <w:tblCellMar>
+            <w:top w:w="0" w:type="dxa"/>
+            <w:left w:w="108" w:type="dxa"/>
+            <w:bottom w:w="0" w:type="dxa"/>
+            <w:right w:w="108" w:type="dxa"/>
+          </w:tblCellMar>
         </w:tblPrEx>
         <w:trPr>
           <w:trHeight w:hRule="atLeast" w:val="20"/>
@@ -17241,6 +17727,12 @@
             <w:insideH w:val="single" w:color="000000" w:sz="4" w:space="0"/>
             <w:insideV w:val="single" w:color="000000" w:sz="4" w:space="0"/>
           </w:tblBorders>
+          <w:tblCellMar>
+            <w:top w:w="0" w:type="dxa"/>
+            <w:left w:w="108" w:type="dxa"/>
+            <w:bottom w:w="0" w:type="dxa"/>
+            <w:right w:w="108" w:type="dxa"/>
+          </w:tblCellMar>
         </w:tblPrEx>
         <w:trPr>
           <w:trHeight w:hRule="atLeast" w:val="20"/>
@@ -17491,6 +17983,12 @@
             <w:insideH w:val="single" w:color="000000" w:sz="4" w:space="0"/>
             <w:insideV w:val="single" w:color="000000" w:sz="4" w:space="0"/>
           </w:tblBorders>
+          <w:tblCellMar>
+            <w:top w:w="0" w:type="dxa"/>
+            <w:left w:w="108" w:type="dxa"/>
+            <w:bottom w:w="0" w:type="dxa"/>
+            <w:right w:w="108" w:type="dxa"/>
+          </w:tblCellMar>
         </w:tblPrEx>
         <w:trPr>
           <w:trHeight w:hRule="atLeast" w:val="20"/>
@@ -17741,6 +18239,12 @@
             <w:insideH w:val="single" w:color="000000" w:sz="4" w:space="0"/>
             <w:insideV w:val="single" w:color="000000" w:sz="4" w:space="0"/>
           </w:tblBorders>
+          <w:tblCellMar>
+            <w:top w:w="0" w:type="dxa"/>
+            <w:left w:w="108" w:type="dxa"/>
+            <w:bottom w:w="0" w:type="dxa"/>
+            <w:right w:w="108" w:type="dxa"/>
+          </w:tblCellMar>
         </w:tblPrEx>
         <w:trPr>
           <w:trHeight w:hRule="atLeast" w:val="20"/>
@@ -17991,6 +18495,12 @@
             <w:insideH w:val="single" w:color="000000" w:sz="4" w:space="0"/>
             <w:insideV w:val="single" w:color="000000" w:sz="4" w:space="0"/>
           </w:tblBorders>
+          <w:tblCellMar>
+            <w:top w:w="0" w:type="dxa"/>
+            <w:left w:w="108" w:type="dxa"/>
+            <w:bottom w:w="0" w:type="dxa"/>
+            <w:right w:w="108" w:type="dxa"/>
+          </w:tblCellMar>
         </w:tblPrEx>
         <w:trPr>
           <w:trHeight w:hRule="atLeast" w:val="20"/>
@@ -18251,6 +18761,12 @@
             <w:insideH w:val="single" w:color="000000" w:sz="4" w:space="0"/>
             <w:insideV w:val="single" w:color="000000" w:sz="4" w:space="0"/>
           </w:tblBorders>
+          <w:tblCellMar>
+            <w:top w:w="0" w:type="dxa"/>
+            <w:left w:w="108" w:type="dxa"/>
+            <w:bottom w:w="0" w:type="dxa"/>
+            <w:right w:w="108" w:type="dxa"/>
+          </w:tblCellMar>
         </w:tblPrEx>
         <w:trPr>
           <w:trHeight w:hRule="atLeast" w:val="20"/>
@@ -18501,6 +19017,12 @@
             <w:insideH w:val="single" w:color="000000" w:sz="4" w:space="0"/>
             <w:insideV w:val="single" w:color="000000" w:sz="4" w:space="0"/>
           </w:tblBorders>
+          <w:tblCellMar>
+            <w:top w:w="0" w:type="dxa"/>
+            <w:left w:w="108" w:type="dxa"/>
+            <w:bottom w:w="0" w:type="dxa"/>
+            <w:right w:w="108" w:type="dxa"/>
+          </w:tblCellMar>
         </w:tblPrEx>
         <w:trPr>
           <w:trHeight w:hRule="atLeast" w:val="20"/>
@@ -18774,7 +19296,7 @@
         <w:pStyle w:val="List Paragraph"/>
         <w:numPr>
           <w:ilvl w:val="0"/>
-          <w:numId w:val="4"/>
+          <w:numId w:val="2"/>
         </w:numPr>
         <w:spacing w:after="60" w:line="270" w:lineRule="auto"/>
         <w:ind/>
@@ -18805,7 +19327,7 @@
         <w:pStyle w:val="List Paragraph"/>
         <w:numPr>
           <w:ilvl w:val="0"/>
-          <w:numId w:val="4"/>
+          <w:numId w:val="2"/>
         </w:numPr>
         <w:spacing w:after="60" w:line="270" w:lineRule="auto"/>
         <w:ind/>
@@ -18827,7 +19349,7 @@
         <w:pStyle w:val="List Paragraph"/>
         <w:numPr>
           <w:ilvl w:val="0"/>
-          <w:numId w:val="4"/>
+          <w:numId w:val="2"/>
         </w:numPr>
         <w:spacing w:after="60" w:line="270" w:lineRule="auto"/>
         <w:ind/>
@@ -18849,7 +19371,7 @@
         <w:pStyle w:val="List Paragraph"/>
         <w:numPr>
           <w:ilvl w:val="0"/>
-          <w:numId w:val="4"/>
+          <w:numId w:val="2"/>
         </w:numPr>
         <w:spacing w:after="60" w:line="270" w:lineRule="auto"/>
         <w:ind/>
@@ -18871,7 +19393,7 @@
         <w:pStyle w:val="List Paragraph"/>
         <w:numPr>
           <w:ilvl w:val="0"/>
-          <w:numId w:val="4"/>
+          <w:numId w:val="2"/>
         </w:numPr>
         <w:spacing w:after="60" w:line="270" w:lineRule="auto"/>
         <w:ind/>
@@ -18893,7 +19415,7 @@
         <w:pStyle w:val="List Paragraph"/>
         <w:numPr>
           <w:ilvl w:val="0"/>
-          <w:numId w:val="4"/>
+          <w:numId w:val="2"/>
         </w:numPr>
         <w:spacing w:after="60" w:line="270" w:lineRule="auto"/>
         <w:ind/>
@@ -18915,7 +19437,7 @@
         <w:pStyle w:val="List Paragraph"/>
         <w:numPr>
           <w:ilvl w:val="0"/>
-          <w:numId w:val="4"/>
+          <w:numId w:val="2"/>
         </w:numPr>
         <w:spacing w:after="60" w:line="270" w:lineRule="auto"/>
         <w:ind/>
@@ -18981,7 +19503,7 @@
         <w:pStyle w:val="List Paragraph"/>
         <w:numPr>
           <w:ilvl w:val="0"/>
-          <w:numId w:val="4"/>
+          <w:numId w:val="2"/>
         </w:numPr>
         <w:spacing w:after="60" w:line="270" w:lineRule="auto"/>
         <w:ind/>
@@ -19003,7 +19525,7 @@
         <w:pStyle w:val="List Paragraph"/>
         <w:numPr>
           <w:ilvl w:val="0"/>
-          <w:numId w:val="4"/>
+          <w:numId w:val="2"/>
         </w:numPr>
         <w:spacing w:after="60" w:line="270" w:lineRule="auto"/>
         <w:ind/>
@@ -19025,7 +19547,7 @@
         <w:pStyle w:val="List Paragraph"/>
         <w:numPr>
           <w:ilvl w:val="0"/>
-          <w:numId w:val="4"/>
+          <w:numId w:val="2"/>
         </w:numPr>
         <w:spacing w:after="60" w:line="270" w:lineRule="auto"/>
         <w:ind/>
@@ -19047,7 +19569,7 @@
         <w:pStyle w:val="List Paragraph"/>
         <w:numPr>
           <w:ilvl w:val="0"/>
-          <w:numId w:val="4"/>
+          <w:numId w:val="2"/>
         </w:numPr>
         <w:spacing w:after="60" w:line="270" w:lineRule="auto"/>
         <w:ind/>
@@ -19069,7 +19591,7 @@
         <w:pStyle w:val="List Paragraph"/>
         <w:numPr>
           <w:ilvl w:val="0"/>
-          <w:numId w:val="4"/>
+          <w:numId w:val="2"/>
         </w:numPr>
         <w:spacing w:after="60" w:line="270" w:lineRule="auto"/>
         <w:ind/>
@@ -19864,6 +20386,12 @@
             <w:insideH w:val="single" w:color="000000" w:sz="4" w:space="0"/>
             <w:insideV w:val="single" w:color="000000" w:sz="4" w:space="0"/>
           </w:tblBorders>
+          <w:tblCellMar>
+            <w:top w:w="0" w:type="dxa"/>
+            <w:left w:w="108" w:type="dxa"/>
+            <w:bottom w:w="0" w:type="dxa"/>
+            <w:right w:w="108" w:type="dxa"/>
+          </w:tblCellMar>
         </w:tblPrEx>
         <w:trPr>
           <w:trHeight w:hRule="atLeast" w:val="20"/>
@@ -20036,6 +20564,12 @@
             <w:insideH w:val="single" w:color="000000" w:sz="4" w:space="0"/>
             <w:insideV w:val="single" w:color="000000" w:sz="4" w:space="0"/>
           </w:tblBorders>
+          <w:tblCellMar>
+            <w:top w:w="0" w:type="dxa"/>
+            <w:left w:w="108" w:type="dxa"/>
+            <w:bottom w:w="0" w:type="dxa"/>
+            <w:right w:w="108" w:type="dxa"/>
+          </w:tblCellMar>
         </w:tblPrEx>
         <w:trPr>
           <w:trHeight w:hRule="atLeast" w:val="20"/>
@@ -20208,6 +20742,12 @@
             <w:insideH w:val="single" w:color="000000" w:sz="4" w:space="0"/>
             <w:insideV w:val="single" w:color="000000" w:sz="4" w:space="0"/>
           </w:tblBorders>
+          <w:tblCellMar>
+            <w:top w:w="0" w:type="dxa"/>
+            <w:left w:w="108" w:type="dxa"/>
+            <w:bottom w:w="0" w:type="dxa"/>
+            <w:right w:w="108" w:type="dxa"/>
+          </w:tblCellMar>
         </w:tblPrEx>
         <w:trPr>
           <w:trHeight w:hRule="atLeast" w:val="20"/>
@@ -20380,6 +20920,12 @@
             <w:insideH w:val="single" w:color="000000" w:sz="4" w:space="0"/>
             <w:insideV w:val="single" w:color="000000" w:sz="4" w:space="0"/>
           </w:tblBorders>
+          <w:tblCellMar>
+            <w:top w:w="0" w:type="dxa"/>
+            <w:left w:w="108" w:type="dxa"/>
+            <w:bottom w:w="0" w:type="dxa"/>
+            <w:right w:w="108" w:type="dxa"/>
+          </w:tblCellMar>
         </w:tblPrEx>
         <w:trPr>
           <w:trHeight w:hRule="atLeast" w:val="20"/>
@@ -20593,7 +21139,7 @@
         <w:pStyle w:val="List Paragraph"/>
         <w:numPr>
           <w:ilvl w:val="0"/>
-          <w:numId w:val="4"/>
+          <w:numId w:val="2"/>
         </w:numPr>
         <w:spacing w:after="60" w:line="270" w:lineRule="auto"/>
         <w:ind/>
@@ -20615,7 +21161,7 @@
         <w:pStyle w:val="List Paragraph"/>
         <w:numPr>
           <w:ilvl w:val="0"/>
-          <w:numId w:val="4"/>
+          <w:numId w:val="2"/>
         </w:numPr>
         <w:spacing w:after="60" w:line="270" w:lineRule="auto"/>
         <w:ind/>
@@ -20637,7 +21183,7 @@
         <w:pStyle w:val="List Paragraph"/>
         <w:numPr>
           <w:ilvl w:val="0"/>
-          <w:numId w:val="4"/>
+          <w:numId w:val="2"/>
         </w:numPr>
         <w:spacing w:after="60" w:line="270" w:lineRule="auto"/>
         <w:ind/>
@@ -20659,7 +21205,7 @@
         <w:pStyle w:val="List Paragraph"/>
         <w:numPr>
           <w:ilvl w:val="0"/>
-          <w:numId w:val="4"/>
+          <w:numId w:val="2"/>
         </w:numPr>
         <w:spacing w:after="60" w:line="270" w:lineRule="auto"/>
         <w:ind/>
@@ -20803,6 +21349,12 @@
             <w:insideH w:val="single" w:color="000000" w:sz="4" w:space="0"/>
             <w:insideV w:val="single" w:color="000000" w:sz="4" w:space="0"/>
           </w:tblBorders>
+          <w:tblCellMar>
+            <w:top w:w="0" w:type="dxa"/>
+            <w:left w:w="108" w:type="dxa"/>
+            <w:bottom w:w="0" w:type="dxa"/>
+            <w:right w:w="108" w:type="dxa"/>
+          </w:tblCellMar>
         </w:tblPrEx>
         <w:trPr>
           <w:trHeight w:hRule="atLeast" w:val="20"/>
@@ -20936,6 +21488,12 @@
             <w:insideH w:val="single" w:color="000000" w:sz="4" w:space="0"/>
             <w:insideV w:val="single" w:color="000000" w:sz="4" w:space="0"/>
           </w:tblBorders>
+          <w:tblCellMar>
+            <w:top w:w="0" w:type="dxa"/>
+            <w:left w:w="108" w:type="dxa"/>
+            <w:bottom w:w="0" w:type="dxa"/>
+            <w:right w:w="108" w:type="dxa"/>
+          </w:tblCellMar>
         </w:tblPrEx>
         <w:trPr>
           <w:trHeight w:hRule="atLeast" w:val="20"/>
@@ -21069,6 +21627,12 @@
             <w:insideH w:val="single" w:color="000000" w:sz="4" w:space="0"/>
             <w:insideV w:val="single" w:color="000000" w:sz="4" w:space="0"/>
           </w:tblBorders>
+          <w:tblCellMar>
+            <w:top w:w="0" w:type="dxa"/>
+            <w:left w:w="108" w:type="dxa"/>
+            <w:bottom w:w="0" w:type="dxa"/>
+            <w:right w:w="108" w:type="dxa"/>
+          </w:tblCellMar>
         </w:tblPrEx>
         <w:trPr>
           <w:trHeight w:hRule="atLeast" w:val="20"/>
@@ -21202,6 +21766,12 @@
             <w:insideH w:val="single" w:color="000000" w:sz="4" w:space="0"/>
             <w:insideV w:val="single" w:color="000000" w:sz="4" w:space="0"/>
           </w:tblBorders>
+          <w:tblCellMar>
+            <w:top w:w="0" w:type="dxa"/>
+            <w:left w:w="108" w:type="dxa"/>
+            <w:bottom w:w="0" w:type="dxa"/>
+            <w:right w:w="108" w:type="dxa"/>
+          </w:tblCellMar>
         </w:tblPrEx>
         <w:trPr>
           <w:trHeight w:hRule="atLeast" w:val="20"/>
@@ -21335,6 +21905,12 @@
             <w:insideH w:val="single" w:color="000000" w:sz="4" w:space="0"/>
             <w:insideV w:val="single" w:color="000000" w:sz="4" w:space="0"/>
           </w:tblBorders>
+          <w:tblCellMar>
+            <w:top w:w="0" w:type="dxa"/>
+            <w:left w:w="108" w:type="dxa"/>
+            <w:bottom w:w="0" w:type="dxa"/>
+            <w:right w:w="108" w:type="dxa"/>
+          </w:tblCellMar>
         </w:tblPrEx>
         <w:trPr>
           <w:trHeight w:hRule="atLeast" w:val="20"/>
@@ -21468,6 +22044,12 @@
             <w:insideH w:val="single" w:color="000000" w:sz="4" w:space="0"/>
             <w:insideV w:val="single" w:color="000000" w:sz="4" w:space="0"/>
           </w:tblBorders>
+          <w:tblCellMar>
+            <w:top w:w="0" w:type="dxa"/>
+            <w:left w:w="108" w:type="dxa"/>
+            <w:bottom w:w="0" w:type="dxa"/>
+            <w:right w:w="108" w:type="dxa"/>
+          </w:tblCellMar>
         </w:tblPrEx>
         <w:trPr>
           <w:trHeight w:hRule="atLeast" w:val="20"/>
@@ -21601,6 +22183,12 @@
             <w:insideH w:val="single" w:color="000000" w:sz="4" w:space="0"/>
             <w:insideV w:val="single" w:color="000000" w:sz="4" w:space="0"/>
           </w:tblBorders>
+          <w:tblCellMar>
+            <w:top w:w="0" w:type="dxa"/>
+            <w:left w:w="108" w:type="dxa"/>
+            <w:bottom w:w="0" w:type="dxa"/>
+            <w:right w:w="108" w:type="dxa"/>
+          </w:tblCellMar>
         </w:tblPrEx>
         <w:trPr>
           <w:trHeight w:hRule="atLeast" w:val="20"/>
@@ -21734,6 +22322,12 @@
             <w:insideH w:val="single" w:color="000000" w:sz="4" w:space="0"/>
             <w:insideV w:val="single" w:color="000000" w:sz="4" w:space="0"/>
           </w:tblBorders>
+          <w:tblCellMar>
+            <w:top w:w="0" w:type="dxa"/>
+            <w:left w:w="108" w:type="dxa"/>
+            <w:bottom w:w="0" w:type="dxa"/>
+            <w:right w:w="108" w:type="dxa"/>
+          </w:tblCellMar>
         </w:tblPrEx>
         <w:trPr>
           <w:trHeight w:hRule="atLeast" w:val="20"/>
@@ -21867,6 +22461,12 @@
             <w:insideH w:val="single" w:color="000000" w:sz="4" w:space="0"/>
             <w:insideV w:val="single" w:color="000000" w:sz="4" w:space="0"/>
           </w:tblBorders>
+          <w:tblCellMar>
+            <w:top w:w="0" w:type="dxa"/>
+            <w:left w:w="108" w:type="dxa"/>
+            <w:bottom w:w="0" w:type="dxa"/>
+            <w:right w:w="108" w:type="dxa"/>
+          </w:tblCellMar>
         </w:tblPrEx>
         <w:trPr>
           <w:trHeight w:hRule="atLeast" w:val="20"/>
@@ -22000,6 +22600,12 @@
             <w:insideH w:val="single" w:color="000000" w:sz="4" w:space="0"/>
             <w:insideV w:val="single" w:color="000000" w:sz="4" w:space="0"/>
           </w:tblBorders>
+          <w:tblCellMar>
+            <w:top w:w="0" w:type="dxa"/>
+            <w:left w:w="108" w:type="dxa"/>
+            <w:bottom w:w="0" w:type="dxa"/>
+            <w:right w:w="108" w:type="dxa"/>
+          </w:tblCellMar>
         </w:tblPrEx>
         <w:trPr>
           <w:trHeight w:hRule="atLeast" w:val="20"/>
@@ -22133,6 +22739,12 @@
             <w:insideH w:val="single" w:color="000000" w:sz="4" w:space="0"/>
             <w:insideV w:val="single" w:color="000000" w:sz="4" w:space="0"/>
           </w:tblBorders>
+          <w:tblCellMar>
+            <w:top w:w="0" w:type="dxa"/>
+            <w:left w:w="108" w:type="dxa"/>
+            <w:bottom w:w="0" w:type="dxa"/>
+            <w:right w:w="108" w:type="dxa"/>
+          </w:tblCellMar>
         </w:tblPrEx>
         <w:trPr>
           <w:trHeight w:hRule="atLeast" w:val="20"/>
@@ -22266,6 +22878,12 @@
             <w:insideH w:val="single" w:color="000000" w:sz="4" w:space="0"/>
             <w:insideV w:val="single" w:color="000000" w:sz="4" w:space="0"/>
           </w:tblBorders>
+          <w:tblCellMar>
+            <w:top w:w="0" w:type="dxa"/>
+            <w:left w:w="108" w:type="dxa"/>
+            <w:bottom w:w="0" w:type="dxa"/>
+            <w:right w:w="108" w:type="dxa"/>
+          </w:tblCellMar>
         </w:tblPrEx>
         <w:trPr>
           <w:trHeight w:hRule="atLeast" w:val="20"/>
@@ -22399,6 +23017,12 @@
             <w:insideH w:val="single" w:color="000000" w:sz="4" w:space="0"/>
             <w:insideV w:val="single" w:color="000000" w:sz="4" w:space="0"/>
           </w:tblBorders>
+          <w:tblCellMar>
+            <w:top w:w="0" w:type="dxa"/>
+            <w:left w:w="108" w:type="dxa"/>
+            <w:bottom w:w="0" w:type="dxa"/>
+            <w:right w:w="108" w:type="dxa"/>
+          </w:tblCellMar>
         </w:tblPrEx>
         <w:trPr>
           <w:trHeight w:hRule="atLeast" w:val="20"/>
@@ -22532,6 +23156,12 @@
             <w:insideH w:val="single" w:color="000000" w:sz="4" w:space="0"/>
             <w:insideV w:val="single" w:color="000000" w:sz="4" w:space="0"/>
           </w:tblBorders>
+          <w:tblCellMar>
+            <w:top w:w="0" w:type="dxa"/>
+            <w:left w:w="108" w:type="dxa"/>
+            <w:bottom w:w="0" w:type="dxa"/>
+            <w:right w:w="108" w:type="dxa"/>
+          </w:tblCellMar>
         </w:tblPrEx>
         <w:trPr>
           <w:trHeight w:hRule="atLeast" w:val="20"/>
@@ -22665,6 +23295,12 @@
             <w:insideH w:val="single" w:color="000000" w:sz="4" w:space="0"/>
             <w:insideV w:val="single" w:color="000000" w:sz="4" w:space="0"/>
           </w:tblBorders>
+          <w:tblCellMar>
+            <w:top w:w="0" w:type="dxa"/>
+            <w:left w:w="108" w:type="dxa"/>
+            <w:bottom w:w="0" w:type="dxa"/>
+            <w:right w:w="108" w:type="dxa"/>
+          </w:tblCellMar>
         </w:tblPrEx>
         <w:trPr>
           <w:trHeight w:hRule="atLeast" w:val="20"/>
@@ -22798,6 +23434,12 @@
             <w:insideH w:val="single" w:color="000000" w:sz="4" w:space="0"/>
             <w:insideV w:val="single" w:color="000000" w:sz="4" w:space="0"/>
           </w:tblBorders>
+          <w:tblCellMar>
+            <w:top w:w="0" w:type="dxa"/>
+            <w:left w:w="108" w:type="dxa"/>
+            <w:bottom w:w="0" w:type="dxa"/>
+            <w:right w:w="108" w:type="dxa"/>
+          </w:tblCellMar>
         </w:tblPrEx>
         <w:trPr>
           <w:trHeight w:hRule="atLeast" w:val="20"/>
@@ -22974,7 +23616,7 @@
         <w:pStyle w:val="List Paragraph"/>
         <w:numPr>
           <w:ilvl w:val="0"/>
-          <w:numId w:val="4"/>
+          <w:numId w:val="2"/>
         </w:numPr>
         <w:spacing w:after="60" w:line="270" w:lineRule="auto"/>
         <w:ind/>
@@ -22996,7 +23638,7 @@
         <w:pStyle w:val="List Paragraph"/>
         <w:numPr>
           <w:ilvl w:val="0"/>
-          <w:numId w:val="4"/>
+          <w:numId w:val="2"/>
         </w:numPr>
         <w:spacing w:after="60" w:line="270" w:lineRule="auto"/>
         <w:ind/>
@@ -23018,7 +23660,7 @@
         <w:pStyle w:val="List Paragraph"/>
         <w:numPr>
           <w:ilvl w:val="0"/>
-          <w:numId w:val="4"/>
+          <w:numId w:val="2"/>
         </w:numPr>
         <w:spacing w:after="60" w:line="270" w:lineRule="auto"/>
         <w:ind/>
@@ -23040,7 +23682,7 @@
         <w:pStyle w:val="List Paragraph"/>
         <w:numPr>
           <w:ilvl w:val="0"/>
-          <w:numId w:val="4"/>
+          <w:numId w:val="2"/>
         </w:numPr>
         <w:spacing w:after="60" w:line="270" w:lineRule="auto"/>
         <w:ind/>
@@ -23062,7 +23704,7 @@
         <w:pStyle w:val="List Paragraph"/>
         <w:numPr>
           <w:ilvl w:val="0"/>
-          <w:numId w:val="4"/>
+          <w:numId w:val="2"/>
         </w:numPr>
         <w:spacing w:after="60" w:line="270" w:lineRule="auto"/>
         <w:ind/>
@@ -23117,7 +23759,7 @@
         <w:pStyle w:val="List Paragraph"/>
         <w:numPr>
           <w:ilvl w:val="0"/>
-          <w:numId w:val="4"/>
+          <w:numId w:val="2"/>
         </w:numPr>
         <w:spacing w:after="60" w:line="270" w:lineRule="auto"/>
         <w:ind/>
@@ -23139,7 +23781,7 @@
         <w:pStyle w:val="List Paragraph"/>
         <w:numPr>
           <w:ilvl w:val="0"/>
-          <w:numId w:val="4"/>
+          <w:numId w:val="2"/>
         </w:numPr>
         <w:spacing w:after="60" w:line="270" w:lineRule="auto"/>
         <w:ind/>
@@ -23161,7 +23803,7 @@
         <w:pStyle w:val="List Paragraph"/>
         <w:numPr>
           <w:ilvl w:val="0"/>
-          <w:numId w:val="4"/>
+          <w:numId w:val="2"/>
         </w:numPr>
         <w:spacing w:after="60" w:line="270" w:lineRule="auto"/>
         <w:ind/>
@@ -23183,7 +23825,7 @@
         <w:pStyle w:val="List Paragraph"/>
         <w:numPr>
           <w:ilvl w:val="0"/>
-          <w:numId w:val="4"/>
+          <w:numId w:val="2"/>
         </w:numPr>
         <w:spacing w:after="60" w:line="270" w:lineRule="auto"/>
         <w:ind/>
@@ -23205,7 +23847,7 @@
         <w:pStyle w:val="List Paragraph"/>
         <w:numPr>
           <w:ilvl w:val="0"/>
-          <w:numId w:val="4"/>
+          <w:numId w:val="2"/>
         </w:numPr>
         <w:spacing w:after="60" w:line="270" w:lineRule="auto"/>
         <w:ind/>
@@ -23260,7 +23902,7 @@
         <w:pStyle w:val="List Paragraph"/>
         <w:numPr>
           <w:ilvl w:val="0"/>
-          <w:numId w:val="4"/>
+          <w:numId w:val="2"/>
         </w:numPr>
         <w:spacing w:after="60" w:line="270" w:lineRule="auto"/>
         <w:ind/>
@@ -23282,7 +23924,7 @@
         <w:pStyle w:val="List Paragraph"/>
         <w:numPr>
           <w:ilvl w:val="0"/>
-          <w:numId w:val="4"/>
+          <w:numId w:val="2"/>
         </w:numPr>
         <w:spacing w:after="60" w:line="270" w:lineRule="auto"/>
         <w:ind/>
@@ -23304,7 +23946,7 @@
         <w:pStyle w:val="List Paragraph"/>
         <w:numPr>
           <w:ilvl w:val="0"/>
-          <w:numId w:val="4"/>
+          <w:numId w:val="2"/>
         </w:numPr>
         <w:spacing w:after="60" w:line="270" w:lineRule="auto"/>
         <w:ind/>
@@ -23359,7 +24001,7 @@
         <w:pStyle w:val="List Paragraph"/>
         <w:numPr>
           <w:ilvl w:val="0"/>
-          <w:numId w:val="4"/>
+          <w:numId w:val="2"/>
         </w:numPr>
         <w:spacing w:after="60" w:line="270" w:lineRule="auto"/>
         <w:ind/>
@@ -23381,7 +24023,7 @@
         <w:pStyle w:val="List Paragraph"/>
         <w:numPr>
           <w:ilvl w:val="0"/>
-          <w:numId w:val="4"/>
+          <w:numId w:val="2"/>
         </w:numPr>
         <w:spacing w:after="60" w:line="270" w:lineRule="auto"/>
         <w:ind/>
@@ -23403,7 +24045,7 @@
         <w:pStyle w:val="List Paragraph"/>
         <w:numPr>
           <w:ilvl w:val="0"/>
-          <w:numId w:val="4"/>
+          <w:numId w:val="2"/>
         </w:numPr>
         <w:spacing w:after="60" w:line="270" w:lineRule="auto"/>
         <w:ind/>
@@ -23425,7 +24067,7 @@
         <w:pStyle w:val="List Paragraph"/>
         <w:numPr>
           <w:ilvl w:val="0"/>
-          <w:numId w:val="4"/>
+          <w:numId w:val="2"/>
         </w:numPr>
         <w:spacing w:after="60" w:line="270" w:lineRule="auto"/>
         <w:ind/>
@@ -23529,6 +24171,12 @@
             <w:insideH w:val="single" w:color="000000" w:sz="4" w:space="0"/>
             <w:insideV w:val="single" w:color="000000" w:sz="4" w:space="0"/>
           </w:tblBorders>
+          <w:tblCellMar>
+            <w:top w:w="0" w:type="dxa"/>
+            <w:left w:w="108" w:type="dxa"/>
+            <w:bottom w:w="0" w:type="dxa"/>
+            <w:right w:w="108" w:type="dxa"/>
+          </w:tblCellMar>
         </w:tblPrEx>
         <w:trPr>
           <w:trHeight w:hRule="atLeast" w:val="20"/>
@@ -23662,6 +24310,12 @@
             <w:insideH w:val="single" w:color="000000" w:sz="4" w:space="0"/>
             <w:insideV w:val="single" w:color="000000" w:sz="4" w:space="0"/>
           </w:tblBorders>
+          <w:tblCellMar>
+            <w:top w:w="0" w:type="dxa"/>
+            <w:left w:w="108" w:type="dxa"/>
+            <w:bottom w:w="0" w:type="dxa"/>
+            <w:right w:w="108" w:type="dxa"/>
+          </w:tblCellMar>
         </w:tblPrEx>
         <w:trPr>
           <w:trHeight w:hRule="atLeast" w:val="20"/>
@@ -23795,6 +24449,12 @@
             <w:insideH w:val="single" w:color="000000" w:sz="4" w:space="0"/>
             <w:insideV w:val="single" w:color="000000" w:sz="4" w:space="0"/>
           </w:tblBorders>
+          <w:tblCellMar>
+            <w:top w:w="0" w:type="dxa"/>
+            <w:left w:w="108" w:type="dxa"/>
+            <w:bottom w:w="0" w:type="dxa"/>
+            <w:right w:w="108" w:type="dxa"/>
+          </w:tblCellMar>
         </w:tblPrEx>
         <w:trPr>
           <w:trHeight w:hRule="atLeast" w:val="20"/>
@@ -23928,6 +24588,12 @@
             <w:insideH w:val="single" w:color="000000" w:sz="4" w:space="0"/>
             <w:insideV w:val="single" w:color="000000" w:sz="4" w:space="0"/>
           </w:tblBorders>
+          <w:tblCellMar>
+            <w:top w:w="0" w:type="dxa"/>
+            <w:left w:w="108" w:type="dxa"/>
+            <w:bottom w:w="0" w:type="dxa"/>
+            <w:right w:w="108" w:type="dxa"/>
+          </w:tblCellMar>
         </w:tblPrEx>
         <w:trPr>
           <w:trHeight w:hRule="atLeast" w:val="20"/>
@@ -24061,6 +24727,12 @@
             <w:insideH w:val="single" w:color="000000" w:sz="4" w:space="0"/>
             <w:insideV w:val="single" w:color="000000" w:sz="4" w:space="0"/>
           </w:tblBorders>
+          <w:tblCellMar>
+            <w:top w:w="0" w:type="dxa"/>
+            <w:left w:w="108" w:type="dxa"/>
+            <w:bottom w:w="0" w:type="dxa"/>
+            <w:right w:w="108" w:type="dxa"/>
+          </w:tblCellMar>
         </w:tblPrEx>
         <w:trPr>
           <w:trHeight w:hRule="atLeast" w:val="20"/>
@@ -24194,6 +24866,12 @@
             <w:insideH w:val="single" w:color="000000" w:sz="4" w:space="0"/>
             <w:insideV w:val="single" w:color="000000" w:sz="4" w:space="0"/>
           </w:tblBorders>
+          <w:tblCellMar>
+            <w:top w:w="0" w:type="dxa"/>
+            <w:left w:w="108" w:type="dxa"/>
+            <w:bottom w:w="0" w:type="dxa"/>
+            <w:right w:w="108" w:type="dxa"/>
+          </w:tblCellMar>
         </w:tblPrEx>
         <w:trPr>
           <w:trHeight w:hRule="atLeast" w:val="20"/>
@@ -24327,6 +25005,12 @@
             <w:insideH w:val="single" w:color="000000" w:sz="4" w:space="0"/>
             <w:insideV w:val="single" w:color="000000" w:sz="4" w:space="0"/>
           </w:tblBorders>
+          <w:tblCellMar>
+            <w:top w:w="0" w:type="dxa"/>
+            <w:left w:w="108" w:type="dxa"/>
+            <w:bottom w:w="0" w:type="dxa"/>
+            <w:right w:w="108" w:type="dxa"/>
+          </w:tblCellMar>
         </w:tblPrEx>
         <w:trPr>
           <w:trHeight w:hRule="atLeast" w:val="20"/>
@@ -24460,6 +25144,12 @@
             <w:insideH w:val="single" w:color="000000" w:sz="4" w:space="0"/>
             <w:insideV w:val="single" w:color="000000" w:sz="4" w:space="0"/>
           </w:tblBorders>
+          <w:tblCellMar>
+            <w:top w:w="0" w:type="dxa"/>
+            <w:left w:w="108" w:type="dxa"/>
+            <w:bottom w:w="0" w:type="dxa"/>
+            <w:right w:w="108" w:type="dxa"/>
+          </w:tblCellMar>
         </w:tblPrEx>
         <w:trPr>
           <w:trHeight w:hRule="atLeast" w:val="20"/>
@@ -24593,6 +25283,12 @@
             <w:insideH w:val="single" w:color="000000" w:sz="4" w:space="0"/>
             <w:insideV w:val="single" w:color="000000" w:sz="4" w:space="0"/>
           </w:tblBorders>
+          <w:tblCellMar>
+            <w:top w:w="0" w:type="dxa"/>
+            <w:left w:w="108" w:type="dxa"/>
+            <w:bottom w:w="0" w:type="dxa"/>
+            <w:right w:w="108" w:type="dxa"/>
+          </w:tblCellMar>
         </w:tblPrEx>
         <w:trPr>
           <w:trHeight w:hRule="atLeast" w:val="20"/>
@@ -24726,6 +25422,12 @@
             <w:insideH w:val="single" w:color="000000" w:sz="4" w:space="0"/>
             <w:insideV w:val="single" w:color="000000" w:sz="4" w:space="0"/>
           </w:tblBorders>
+          <w:tblCellMar>
+            <w:top w:w="0" w:type="dxa"/>
+            <w:left w:w="108" w:type="dxa"/>
+            <w:bottom w:w="0" w:type="dxa"/>
+            <w:right w:w="108" w:type="dxa"/>
+          </w:tblCellMar>
         </w:tblPrEx>
         <w:trPr>
           <w:trHeight w:hRule="atLeast" w:val="20"/>
@@ -25152,7 +25854,7 @@
 
 <file path=word/numbering.xml><?xml version="1.0" encoding="utf-8"?>
 <w:numbering xmlns:wpc="http://schemas.microsoft.com/office/word/2010/wordprocessingCanvas" xmlns:mc="http://schemas.openxmlformats.org/markup-compatibility/2006" xmlns:o="urn:schemas-microsoft-com:office:office" xmlns:r="http://schemas.openxmlformats.org/officeDocument/2006/relationships" xmlns:m="http://schemas.openxmlformats.org/officeDocument/2006/math" xmlns:v="urn:schemas-microsoft-com:vml" xmlns:wp14="http://schemas.microsoft.com/office/word/2010/wordprocessingDrawing" xmlns:wp="http://schemas.openxmlformats.org/drawingml/2006/wordprocessingDrawing" xmlns:w10="urn:schemas-microsoft-com:office:word" xmlns:w="http://schemas.openxmlformats.org/wordprocessingml/2006/main" xmlns:w14="http://schemas.microsoft.com/office/word/2010/wordml" xmlns:w15="http://schemas.microsoft.com/office/word/2012/wordml" xmlns:wpg="http://schemas.microsoft.com/office/word/2010/wordprocessingGroup" xmlns:wpi="http://schemas.microsoft.com/office/word/2010/wordprocessingInk" xmlns:wne="http://schemas.microsoft.com/office/word/2006/wordml" xmlns:wps="http://schemas.microsoft.com/office/word/2010/wordprocessingShape" mc:Ignorable="w14 w15 wp14">
-  <w:abstractNum w:abstractNumId="1">
+  <w:abstractNum w:abstractNumId="0">
     <w:nsid w:val="154EAB87"/>
     <w:lvl w:ilvl="0">
       <w:start w:val="0"/>
@@ -25263,8 +25965,8 @@
       <w:rPr/>
     </w:lvl>
   </w:abstractNum>
-  <w:num w:numId="4">
-    <w:abstractNumId w:val="1"/>
+  <w:num w:numId="2">
+    <w:abstractNumId w:val="0"/>
     <w:lvlOverride w:ilvl="0">
       <w:startOverride w:val="1"/>
     </w:lvlOverride>
